--- a/trueglide/controle/TG-P2_fiche.docx
+++ b/trueglide/controle/TG-P2_fiche.docx
@@ -418,7 +418,7 @@
               <w:t xml:space="preserve">TG-P2-1.4 </w:t>
             </w:r>
             <w:r>
-              <w:t xml:space="preserve">La case « Fonctions TrueGlide » indique que les fonctions sont désactivées par défaut ?</w:t>
+              <w:t xml:space="preserve">Dans la case « Fonctions TrueGlide » : Protection anti-surchauffe, Relance moteur et Sorties commandées (PINIO) sur « Désactivé », Speeder à 60° ?</w:t>
             </w:r>
           </w:p>
         </w:tc>

--- a/trueglide/controle/TG-P2_fiche.docx
+++ b/trueglide/controle/TG-P2_fiche.docx
@@ -1978,7 +1978,15 @@
           <w:sz w:val="25"/>
           <w:szCs w:val="25"/>
         </w:rPr>
-        <w:t xml:space="preserve">TG-P2-7. Fonctions TrueGlide (à plat, puis tout remettre comme avant)</w:t>
+        <w:t xml:space="preserve">TG-P2-7. Fonctions TrueGlide (HÉLICES RETIRÉES)</w:t>
+      </w:r>
+    </w:p>
+    <w:p>
+      <w:pPr>
+        <w:spacing w:after="100"/>
+      </w:pPr>
+      <w:r>
+        <w:t xml:space="preserve">Chaque fonction est allumée, vérifiée, puis remise à 0 : à la fin, tout est comme juste après le flash.</w:t>
       </w:r>
     </w:p>
     <w:tbl>
@@ -1994,20 +2002,16 @@
         </w:tblBorders>
       </w:tblPr>
       <w:tblGrid>
-        <w:gridCol w:w="794"/>
-        <w:gridCol w:w="3232"/>
-        <w:gridCol w:w="3232"/>
-        <w:gridCol w:w="2381"/>
+        <w:gridCol w:w="7740"/>
+        <w:gridCol w:w="1899"/>
       </w:tblGrid>
       <w:tr>
         <w:trPr>
           <w:cantSplit/>
-          <w:tblHeader/>
-        </w:trPr>
-        <w:tc>
-          <w:tcPr>
-            <w:tcW w:type="dxa" w:w="794"/>
-            <w:shd w:fill="E8EEF4" w:color="auto" w:val="clear"/>
+        </w:trPr>
+        <w:tc>
+          <w:tcPr>
+            <w:tcW w:type="dxa" w:w="7740"/>
             <w:tcMar>
               <w:top w:type="dxa" w:w="60"/>
               <w:left w:type="dxa" w:w="100"/>
@@ -2021,14 +2025,71 @@
                 <w:b/>
                 <w:bCs/>
               </w:rPr>
-              <w:t xml:space="preserve">Étape</w:t>
-            </w:r>
-          </w:p>
-        </w:tc>
-        <w:tc>
-          <w:tcPr>
-            <w:tcW w:type="dxa" w:w="3232"/>
-            <w:shd w:fill="E8EEF4" w:color="auto" w:val="clear"/>
+              <w:t xml:space="preserve">TG-P2-7.1 </w:t>
+            </w:r>
+            <w:r>
+              <w:t xml:space="preserve">Onglet Protections, case « Protection anti-surchauffe / surintensité » : taper 80 dans « Température limite des ESC », puis « Enregistrer et redémarrer ». Après le redémarrage, le champ affiche toujours 80 ?</w:t>
+            </w:r>
+          </w:p>
+        </w:tc>
+        <w:tc>
+          <w:tcPr>
+            <w:tcW w:type="dxa" w:w="1899"/>
+            <w:tcMar>
+              <w:top w:type="dxa" w:w="60"/>
+              <w:left w:type="dxa" w:w="100"/>
+              <w:bottom w:type="dxa" w:w="60"/>
+              <w:right w:type="dxa" w:w="100"/>
+            </w:tcMar>
+          </w:tcPr>
+          <w:p>
+            <w:pPr>
+              <w:jc w:val="center"/>
+            </w:pPr>
+            <w:sdt>
+              <w:sdtPr>
+                <w14:checkbox>
+                  <w14:checked w14:val="0"/>
+                  <w14:checkedState w14:val="2612" w14:font="MS Gothic"/>
+                  <w14:uncheckedState w14:val="2610" w14:font="MS Gothic"/>
+                </w14:checkbox>
+              </w:sdtPr>
+              <w:sdtContent>
+                <w:r>
+                  <w:sym w:char="2610" w:font="MS Gothic"/>
+                </w:r>
+              </w:sdtContent>
+            </w:sdt>
+            <w:r>
+              <w:t xml:space="preserve"> oui   </w:t>
+            </w:r>
+            <w:sdt>
+              <w:sdtPr>
+                <w14:checkbox>
+                  <w14:checked w14:val="0"/>
+                  <w14:checkedState w14:val="2612" w14:font="MS Gothic"/>
+                  <w14:uncheckedState w14:val="2610" w14:font="MS Gothic"/>
+                </w14:checkbox>
+              </w:sdtPr>
+              <w:sdtContent>
+                <w:r>
+                  <w:sym w:char="2610" w:font="MS Gothic"/>
+                </w:r>
+              </w:sdtContent>
+            </w:sdt>
+            <w:r>
+              <w:t xml:space="preserve"> non</w:t>
+            </w:r>
+          </w:p>
+        </w:tc>
+      </w:tr>
+      <w:tr>
+        <w:trPr>
+          <w:cantSplit/>
+        </w:trPr>
+        <w:tc>
+          <w:tcPr>
+            <w:tcW w:type="dxa" w:w="7740"/>
             <w:tcMar>
               <w:top w:type="dxa" w:w="60"/>
               <w:left w:type="dxa" w:w="100"/>
@@ -2042,14 +2103,71 @@
                 <w:b/>
                 <w:bCs/>
               </w:rPr>
-              <w:t xml:space="preserve">Action</w:t>
-            </w:r>
-          </w:p>
-        </w:tc>
-        <w:tc>
-          <w:tcPr>
-            <w:tcW w:type="dxa" w:w="3232"/>
-            <w:shd w:fill="E8EEF4" w:color="auto" w:val="clear"/>
+              <w:t xml:space="preserve">TG-P2-7.2 </w:t>
+            </w:r>
+            <w:r>
+              <w:t xml:space="preserve">Tableau de bord, case « Fonctions TrueGlide » : la ligne Protection anti-surchauffe affiche « Activé · 80 °C » ?</w:t>
+            </w:r>
+          </w:p>
+        </w:tc>
+        <w:tc>
+          <w:tcPr>
+            <w:tcW w:type="dxa" w:w="1899"/>
+            <w:tcMar>
+              <w:top w:type="dxa" w:w="60"/>
+              <w:left w:type="dxa" w:w="100"/>
+              <w:bottom w:type="dxa" w:w="60"/>
+              <w:right w:type="dxa" w:w="100"/>
+            </w:tcMar>
+          </w:tcPr>
+          <w:p>
+            <w:pPr>
+              <w:jc w:val="center"/>
+            </w:pPr>
+            <w:sdt>
+              <w:sdtPr>
+                <w14:checkbox>
+                  <w14:checked w14:val="0"/>
+                  <w14:checkedState w14:val="2612" w14:font="MS Gothic"/>
+                  <w14:uncheckedState w14:val="2610" w14:font="MS Gothic"/>
+                </w14:checkbox>
+              </w:sdtPr>
+              <w:sdtContent>
+                <w:r>
+                  <w:sym w:char="2610" w:font="MS Gothic"/>
+                </w:r>
+              </w:sdtContent>
+            </w:sdt>
+            <w:r>
+              <w:t xml:space="preserve"> oui   </w:t>
+            </w:r>
+            <w:sdt>
+              <w:sdtPr>
+                <w14:checkbox>
+                  <w14:checked w14:val="0"/>
+                  <w14:checkedState w14:val="2612" w14:font="MS Gothic"/>
+                  <w14:uncheckedState w14:val="2610" w14:font="MS Gothic"/>
+                </w14:checkbox>
+              </w:sdtPr>
+              <w:sdtContent>
+                <w:r>
+                  <w:sym w:char="2610" w:font="MS Gothic"/>
+                </w:r>
+              </w:sdtContent>
+            </w:sdt>
+            <w:r>
+              <w:t xml:space="preserve"> non</w:t>
+            </w:r>
+          </w:p>
+        </w:tc>
+      </w:tr>
+      <w:tr>
+        <w:trPr>
+          <w:cantSplit/>
+        </w:trPr>
+        <w:tc>
+          <w:tcPr>
+            <w:tcW w:type="dxa" w:w="7740"/>
             <w:tcMar>
               <w:top w:type="dxa" w:w="60"/>
               <w:left w:type="dxa" w:w="100"/>
@@ -2063,14 +2181,71 @@
                 <w:b/>
                 <w:bCs/>
               </w:rPr>
-              <w:t xml:space="preserve">Attendu</w:t>
-            </w:r>
-          </w:p>
-        </w:tc>
-        <w:tc>
-          <w:tcPr>
-            <w:tcW w:type="dxa" w:w="2381"/>
-            <w:shd w:fill="E8EEF4" w:color="auto" w:val="clear"/>
+              <w:t xml:space="preserve">TG-P2-7.3 </w:t>
+            </w:r>
+            <w:r>
+              <w:t xml:space="preserve">Onglet Protections : remettre « Température limite des ESC » à 0, puis « Enregistrer et redémarrer ». Le Tableau de bord affiche de nouveau « Désactivé » ?</w:t>
+            </w:r>
+          </w:p>
+        </w:tc>
+        <w:tc>
+          <w:tcPr>
+            <w:tcW w:type="dxa" w:w="1899"/>
+            <w:tcMar>
+              <w:top w:type="dxa" w:w="60"/>
+              <w:left w:type="dxa" w:w="100"/>
+              <w:bottom w:type="dxa" w:w="60"/>
+              <w:right w:type="dxa" w:w="100"/>
+            </w:tcMar>
+          </w:tcPr>
+          <w:p>
+            <w:pPr>
+              <w:jc w:val="center"/>
+            </w:pPr>
+            <w:sdt>
+              <w:sdtPr>
+                <w14:checkbox>
+                  <w14:checked w14:val="0"/>
+                  <w14:checkedState w14:val="2612" w14:font="MS Gothic"/>
+                  <w14:uncheckedState w14:val="2610" w14:font="MS Gothic"/>
+                </w14:checkbox>
+              </w:sdtPr>
+              <w:sdtContent>
+                <w:r>
+                  <w:sym w:char="2610" w:font="MS Gothic"/>
+                </w:r>
+              </w:sdtContent>
+            </w:sdt>
+            <w:r>
+              <w:t xml:space="preserve"> oui   </w:t>
+            </w:r>
+            <w:sdt>
+              <w:sdtPr>
+                <w14:checkbox>
+                  <w14:checked w14:val="0"/>
+                  <w14:checkedState w14:val="2612" w14:font="MS Gothic"/>
+                  <w14:uncheckedState w14:val="2610" w14:font="MS Gothic"/>
+                </w14:checkbox>
+              </w:sdtPr>
+              <w:sdtContent>
+                <w:r>
+                  <w:sym w:char="2610" w:font="MS Gothic"/>
+                </w:r>
+              </w:sdtContent>
+            </w:sdt>
+            <w:r>
+              <w:t xml:space="preserve"> non</w:t>
+            </w:r>
+          </w:p>
+        </w:tc>
+      </w:tr>
+      <w:tr>
+        <w:trPr>
+          <w:cantSplit/>
+        </w:trPr>
+        <w:tc>
+          <w:tcPr>
+            <w:tcW w:type="dxa" w:w="7740"/>
             <w:tcMar>
               <w:top w:type="dxa" w:w="60"/>
               <w:left w:type="dxa" w:w="100"/>
@@ -2084,7 +2259,60 @@
                 <w:b/>
                 <w:bCs/>
               </w:rPr>
-              <w:t xml:space="preserve">Constaté (oui / non, valeur)</w:t>
+              <w:t xml:space="preserve">TG-P2-7.4 </w:t>
+            </w:r>
+            <w:r>
+              <w:t xml:space="preserve">Onglet Modes : une ligne SPEEDER existe dans la liste (sans l'assigner à un interrupteur) ?</w:t>
+            </w:r>
+          </w:p>
+        </w:tc>
+        <w:tc>
+          <w:tcPr>
+            <w:tcW w:type="dxa" w:w="1899"/>
+            <w:tcMar>
+              <w:top w:type="dxa" w:w="60"/>
+              <w:left w:type="dxa" w:w="100"/>
+              <w:bottom w:type="dxa" w:w="60"/>
+              <w:right w:type="dxa" w:w="100"/>
+            </w:tcMar>
+          </w:tcPr>
+          <w:p>
+            <w:pPr>
+              <w:jc w:val="center"/>
+            </w:pPr>
+            <w:sdt>
+              <w:sdtPr>
+                <w14:checkbox>
+                  <w14:checked w14:val="0"/>
+                  <w14:checkedState w14:val="2612" w14:font="MS Gothic"/>
+                  <w14:uncheckedState w14:val="2610" w14:font="MS Gothic"/>
+                </w14:checkbox>
+              </w:sdtPr>
+              <w:sdtContent>
+                <w:r>
+                  <w:sym w:char="2610" w:font="MS Gothic"/>
+                </w:r>
+              </w:sdtContent>
+            </w:sdt>
+            <w:r>
+              <w:t xml:space="preserve"> oui   </w:t>
+            </w:r>
+            <w:sdt>
+              <w:sdtPr>
+                <w14:checkbox>
+                  <w14:checked w14:val="0"/>
+                  <w14:checkedState w14:val="2612" w14:font="MS Gothic"/>
+                  <w14:uncheckedState w14:val="2610" w14:font="MS Gothic"/>
+                </w14:checkbox>
+              </w:sdtPr>
+              <w:sdtContent>
+                <w:r>
+                  <w:sym w:char="2610" w:font="MS Gothic"/>
+                </w:r>
+              </w:sdtContent>
+            </w:sdt>
+            <w:r>
+              <w:t xml:space="preserve"> non</w:t>
             </w:r>
           </w:p>
         </w:tc>
@@ -2092,355 +2320,313 @@
       <w:tr>
         <w:trPr>
           <w:cantSplit/>
-          <w:tblHeader w:val="false"/>
-        </w:trPr>
-        <w:tc>
-          <w:tcPr>
-            <w:tcW w:type="dxa" w:w="794"/>
-            <w:tcMar>
-              <w:top w:type="dxa" w:w="60"/>
-              <w:left w:type="dxa" w:w="100"/>
-              <w:bottom w:type="dxa" w:w="60"/>
-              <w:right w:type="dxa" w:w="100"/>
-            </w:tcMar>
-          </w:tcPr>
-          <w:p>
-            <w:r>
-              <w:t xml:space="preserve">1</w:t>
-            </w:r>
-          </w:p>
-        </w:tc>
-        <w:tc>
-          <w:tcPr>
-            <w:tcW w:type="dxa" w:w="3232"/>
-            <w:tcMar>
-              <w:top w:type="dxa" w:w="60"/>
-              <w:left w:type="dxa" w:w="100"/>
-              <w:bottom w:type="dxa" w:w="60"/>
-              <w:right w:type="dxa" w:w="100"/>
-            </w:tcMar>
-          </w:tcPr>
-          <w:p>
-            <w:r>
-              <w:t xml:space="preserve">Onglet Protections : changer un réglage, « Enregistrer et redémarrer »</w:t>
-            </w:r>
-          </w:p>
-        </w:tc>
-        <w:tc>
-          <w:tcPr>
-            <w:tcW w:type="dxa" w:w="3232"/>
-            <w:tcMar>
-              <w:top w:type="dxa" w:w="60"/>
-              <w:left w:type="dxa" w:w="100"/>
-              <w:bottom w:type="dxa" w:w="60"/>
-              <w:right w:type="dxa" w:w="100"/>
-            </w:tcMar>
-          </w:tcPr>
-          <w:p>
-            <w:r>
-              <w:t xml:space="preserve">Le réglage est relu après le redémarrage</w:t>
-            </w:r>
-          </w:p>
-        </w:tc>
-        <w:tc>
-          <w:tcPr>
-            <w:tcW w:type="dxa" w:w="2381"/>
-            <w:tcMar>
-              <w:top w:type="dxa" w:w="60"/>
-              <w:left w:type="dxa" w:w="100"/>
-              <w:bottom w:type="dxa" w:w="60"/>
-              <w:right w:type="dxa" w:w="100"/>
-            </w:tcMar>
-          </w:tcPr>
-          <w:p/>
+        </w:trPr>
+        <w:tc>
+          <w:tcPr>
+            <w:tcW w:type="dxa" w:w="7740"/>
+            <w:tcMar>
+              <w:top w:type="dxa" w:w="60"/>
+              <w:left w:type="dxa" w:w="100"/>
+              <w:bottom w:type="dxa" w:w="60"/>
+              <w:right w:type="dxa" w:w="100"/>
+            </w:tcMar>
+          </w:tcPr>
+          <w:p>
+            <w:r>
+              <w:rPr>
+                <w:b/>
+                <w:bCs/>
+              </w:rPr>
+              <w:t xml:space="preserve">TG-P2-7.5 </w:t>
+            </w:r>
+            <w:r>
+              <w:t xml:space="preserve">Onglet Caméra : la case « Sortie commutable » propose une sortie PINIO (sans rien enregistrer) ?</w:t>
+            </w:r>
+          </w:p>
+        </w:tc>
+        <w:tc>
+          <w:tcPr>
+            <w:tcW w:type="dxa" w:w="1899"/>
+            <w:tcMar>
+              <w:top w:type="dxa" w:w="60"/>
+              <w:left w:type="dxa" w:w="100"/>
+              <w:bottom w:type="dxa" w:w="60"/>
+              <w:right w:type="dxa" w:w="100"/>
+            </w:tcMar>
+          </w:tcPr>
+          <w:p>
+            <w:pPr>
+              <w:jc w:val="center"/>
+            </w:pPr>
+            <w:sdt>
+              <w:sdtPr>
+                <w14:checkbox>
+                  <w14:checked w14:val="0"/>
+                  <w14:checkedState w14:val="2612" w14:font="MS Gothic"/>
+                  <w14:uncheckedState w14:val="2610" w14:font="MS Gothic"/>
+                </w14:checkbox>
+              </w:sdtPr>
+              <w:sdtContent>
+                <w:r>
+                  <w:sym w:char="2610" w:font="MS Gothic"/>
+                </w:r>
+              </w:sdtContent>
+            </w:sdt>
+            <w:r>
+              <w:t xml:space="preserve"> oui   </w:t>
+            </w:r>
+            <w:sdt>
+              <w:sdtPr>
+                <w14:checkbox>
+                  <w14:checked w14:val="0"/>
+                  <w14:checkedState w14:val="2612" w14:font="MS Gothic"/>
+                  <w14:uncheckedState w14:val="2610" w14:font="MS Gothic"/>
+                </w14:checkbox>
+              </w:sdtPr>
+              <w:sdtContent>
+                <w:r>
+                  <w:sym w:char="2610" w:font="MS Gothic"/>
+                </w:r>
+              </w:sdtContent>
+            </w:sdt>
+            <w:r>
+              <w:t xml:space="preserve"> non</w:t>
+            </w:r>
+          </w:p>
         </w:tc>
       </w:tr>
       <w:tr>
         <w:trPr>
           <w:cantSplit/>
-          <w:tblHeader w:val="false"/>
-        </w:trPr>
-        <w:tc>
-          <w:tcPr>
-            <w:tcW w:type="dxa" w:w="794"/>
-            <w:tcMar>
-              <w:top w:type="dxa" w:w="60"/>
-              <w:left w:type="dxa" w:w="100"/>
-              <w:bottom w:type="dxa" w:w="60"/>
-              <w:right w:type="dxa" w:w="100"/>
-            </w:tcMar>
-          </w:tcPr>
-          <w:p>
-            <w:r>
-              <w:t xml:space="preserve">2</w:t>
-            </w:r>
-          </w:p>
-        </w:tc>
-        <w:tc>
-          <w:tcPr>
-            <w:tcW w:type="dxa" w:w="3232"/>
-            <w:tcMar>
-              <w:top w:type="dxa" w:w="60"/>
-              <w:left w:type="dxa" w:w="100"/>
-              <w:bottom w:type="dxa" w:w="60"/>
-              <w:right w:type="dxa" w:w="100"/>
-            </w:tcMar>
-          </w:tcPr>
-          <w:p>
-            <w:r>
-              <w:t xml:space="preserve">Onglet Modes</w:t>
-            </w:r>
-          </w:p>
-        </w:tc>
-        <w:tc>
-          <w:tcPr>
-            <w:tcW w:type="dxa" w:w="3232"/>
-            <w:tcMar>
-              <w:top w:type="dxa" w:w="60"/>
-              <w:left w:type="dxa" w:w="100"/>
-              <w:bottom w:type="dxa" w:w="60"/>
-              <w:right w:type="dxa" w:w="100"/>
-            </w:tcMar>
-          </w:tcPr>
-          <w:p>
-            <w:r>
-              <w:t xml:space="preserve">L'interrupteur SPEEDER est proposé</w:t>
-            </w:r>
-          </w:p>
-        </w:tc>
-        <w:tc>
-          <w:tcPr>
-            <w:tcW w:type="dxa" w:w="2381"/>
-            <w:tcMar>
-              <w:top w:type="dxa" w:w="60"/>
-              <w:left w:type="dxa" w:w="100"/>
-              <w:bottom w:type="dxa" w:w="60"/>
-              <w:right w:type="dxa" w:w="100"/>
-            </w:tcMar>
-          </w:tcPr>
-          <w:p/>
+        </w:trPr>
+        <w:tc>
+          <w:tcPr>
+            <w:tcW w:type="dxa" w:w="7740"/>
+            <w:tcMar>
+              <w:top w:type="dxa" w:w="60"/>
+              <w:left w:type="dxa" w:w="100"/>
+              <w:bottom w:type="dxa" w:w="60"/>
+              <w:right w:type="dxa" w:w="100"/>
+            </w:tcMar>
+          </w:tcPr>
+          <w:p>
+            <w:r>
+              <w:rPr>
+                <w:b/>
+                <w:bCs/>
+              </w:rPr>
+              <w:t xml:space="preserve">TG-P2-7.6 </w:t>
+            </w:r>
+            <w:r>
+              <w:t xml:space="preserve">Onglet Protections : une case « Batterie basse » est affichée ? (Non est normal avec la version 1791465a6 : sauter alors les deux questions suivantes.)</w:t>
+            </w:r>
+          </w:p>
+        </w:tc>
+        <w:tc>
+          <w:tcPr>
+            <w:tcW w:type="dxa" w:w="1899"/>
+            <w:tcMar>
+              <w:top w:type="dxa" w:w="60"/>
+              <w:left w:type="dxa" w:w="100"/>
+              <w:bottom w:type="dxa" w:w="60"/>
+              <w:right w:type="dxa" w:w="100"/>
+            </w:tcMar>
+          </w:tcPr>
+          <w:p>
+            <w:pPr>
+              <w:jc w:val="center"/>
+            </w:pPr>
+            <w:sdt>
+              <w:sdtPr>
+                <w14:checkbox>
+                  <w14:checked w14:val="0"/>
+                  <w14:checkedState w14:val="2612" w14:font="MS Gothic"/>
+                  <w14:uncheckedState w14:val="2610" w14:font="MS Gothic"/>
+                </w14:checkbox>
+              </w:sdtPr>
+              <w:sdtContent>
+                <w:r>
+                  <w:sym w:char="2610" w:font="MS Gothic"/>
+                </w:r>
+              </w:sdtContent>
+            </w:sdt>
+            <w:r>
+              <w:t xml:space="preserve"> oui   </w:t>
+            </w:r>
+            <w:sdt>
+              <w:sdtPr>
+                <w14:checkbox>
+                  <w14:checked w14:val="0"/>
+                  <w14:checkedState w14:val="2612" w14:font="MS Gothic"/>
+                  <w14:uncheckedState w14:val="2610" w14:font="MS Gothic"/>
+                </w14:checkbox>
+              </w:sdtPr>
+              <w:sdtContent>
+                <w:r>
+                  <w:sym w:char="2610" w:font="MS Gothic"/>
+                </w:r>
+              </w:sdtContent>
+            </w:sdt>
+            <w:r>
+              <w:t xml:space="preserve"> non</w:t>
+            </w:r>
+          </w:p>
         </w:tc>
       </w:tr>
       <w:tr>
         <w:trPr>
           <w:cantSplit/>
-          <w:tblHeader w:val="false"/>
-        </w:trPr>
-        <w:tc>
-          <w:tcPr>
-            <w:tcW w:type="dxa" w:w="794"/>
-            <w:tcMar>
-              <w:top w:type="dxa" w:w="60"/>
-              <w:left w:type="dxa" w:w="100"/>
-              <w:bottom w:type="dxa" w:w="60"/>
-              <w:right w:type="dxa" w:w="100"/>
-            </w:tcMar>
-          </w:tcPr>
-          <w:p>
-            <w:r>
-              <w:t xml:space="preserve">3</w:t>
-            </w:r>
-          </w:p>
-        </w:tc>
-        <w:tc>
-          <w:tcPr>
-            <w:tcW w:type="dxa" w:w="3232"/>
-            <w:tcMar>
-              <w:top w:type="dxa" w:w="60"/>
-              <w:left w:type="dxa" w:w="100"/>
-              <w:bottom w:type="dxa" w:w="60"/>
-              <w:right w:type="dxa" w:w="100"/>
-            </w:tcMar>
-          </w:tcPr>
-          <w:p>
-            <w:r>
-              <w:t xml:space="preserve">Onglet Caméra : basculer l'interrupteur de la caméra commandée</w:t>
-            </w:r>
-          </w:p>
-        </w:tc>
-        <w:tc>
-          <w:tcPr>
-            <w:tcW w:type="dxa" w:w="3232"/>
-            <w:tcMar>
-              <w:top w:type="dxa" w:w="60"/>
-              <w:left w:type="dxa" w:w="100"/>
-              <w:bottom w:type="dxa" w:w="60"/>
-              <w:right w:type="dxa" w:w="100"/>
-            </w:tcMar>
-          </w:tcPr>
-          <w:p>
-            <w:r>
-              <w:t xml:space="preserve">La sortie (PINIO) change d'état</w:t>
-            </w:r>
-          </w:p>
-        </w:tc>
-        <w:tc>
-          <w:tcPr>
-            <w:tcW w:type="dxa" w:w="2381"/>
-            <w:tcMar>
-              <w:top w:type="dxa" w:w="60"/>
-              <w:left w:type="dxa" w:w="100"/>
-              <w:bottom w:type="dxa" w:w="60"/>
-              <w:right w:type="dxa" w:w="100"/>
-            </w:tcMar>
-          </w:tcPr>
-          <w:p/>
+        </w:trPr>
+        <w:tc>
+          <w:tcPr>
+            <w:tcW w:type="dxa" w:w="7740"/>
+            <w:tcMar>
+              <w:top w:type="dxa" w:w="60"/>
+              <w:left w:type="dxa" w:w="100"/>
+              <w:bottom w:type="dxa" w:w="60"/>
+              <w:right w:type="dxa" w:w="100"/>
+            </w:tcMar>
+          </w:tcPr>
+          <w:p>
+            <w:r>
+              <w:rPr>
+                <w:b/>
+                <w:bCs/>
+              </w:rPr>
+              <w:t xml:space="preserve">TG-P2-7.7 </w:t>
+            </w:r>
+            <w:r>
+              <w:t xml:space="preserve">Batterie branchée : taper 4,50 dans « Tension minimale pour décoller (par élément) », « Enregistrer et redémarrer », puis essayer d'armer avec la radio. L'armement est refusé, et le Tableau de bord affiche LOW_BATTERY ?</w:t>
+            </w:r>
+          </w:p>
+        </w:tc>
+        <w:tc>
+          <w:tcPr>
+            <w:tcW w:type="dxa" w:w="1899"/>
+            <w:tcMar>
+              <w:top w:type="dxa" w:w="60"/>
+              <w:left w:type="dxa" w:w="100"/>
+              <w:bottom w:type="dxa" w:w="60"/>
+              <w:right w:type="dxa" w:w="100"/>
+            </w:tcMar>
+          </w:tcPr>
+          <w:p>
+            <w:pPr>
+              <w:jc w:val="center"/>
+            </w:pPr>
+            <w:sdt>
+              <w:sdtPr>
+                <w14:checkbox>
+                  <w14:checked w14:val="0"/>
+                  <w14:checkedState w14:val="2612" w14:font="MS Gothic"/>
+                  <w14:uncheckedState w14:val="2610" w14:font="MS Gothic"/>
+                </w14:checkbox>
+              </w:sdtPr>
+              <w:sdtContent>
+                <w:r>
+                  <w:sym w:char="2610" w:font="MS Gothic"/>
+                </w:r>
+              </w:sdtContent>
+            </w:sdt>
+            <w:r>
+              <w:t xml:space="preserve"> oui   </w:t>
+            </w:r>
+            <w:sdt>
+              <w:sdtPr>
+                <w14:checkbox>
+                  <w14:checked w14:val="0"/>
+                  <w14:checkedState w14:val="2612" w14:font="MS Gothic"/>
+                  <w14:uncheckedState w14:val="2610" w14:font="MS Gothic"/>
+                </w14:checkbox>
+              </w:sdtPr>
+              <w:sdtContent>
+                <w:r>
+                  <w:sym w:char="2610" w:font="MS Gothic"/>
+                </w:r>
+              </w:sdtContent>
+            </w:sdt>
+            <w:r>
+              <w:t xml:space="preserve"> non</w:t>
+            </w:r>
+          </w:p>
         </w:tc>
       </w:tr>
       <w:tr>
         <w:trPr>
           <w:cantSplit/>
-          <w:tblHeader w:val="false"/>
-        </w:trPr>
-        <w:tc>
-          <w:tcPr>
-            <w:tcW w:type="dxa" w:w="794"/>
-            <w:tcMar>
-              <w:top w:type="dxa" w:w="60"/>
-              <w:left w:type="dxa" w:w="100"/>
-              <w:bottom w:type="dxa" w:w="60"/>
-              <w:right w:type="dxa" w:w="100"/>
-            </w:tcMar>
-          </w:tcPr>
-          <w:p>
-            <w:r>
-              <w:t xml:space="preserve">4</w:t>
-            </w:r>
-          </w:p>
-        </w:tc>
-        <w:tc>
-          <w:tcPr>
-            <w:tcW w:type="dxa" w:w="3232"/>
-            <w:tcMar>
-              <w:top w:type="dxa" w:w="60"/>
-              <w:left w:type="dxa" w:w="100"/>
-              <w:bottom w:type="dxa" w:w="60"/>
-              <w:right w:type="dxa" w:w="100"/>
-            </w:tcMar>
-          </w:tcPr>
-          <w:p>
-            <w:r>
-              <w:t xml:space="preserve">CLI : </w:t>
-            </w:r>
-            <w:r>
-              <w:rPr>
-                <w:rFonts w:ascii="Consolas" w:cs="Consolas" w:eastAsia="Consolas" w:hAnsi="Consolas"/>
-              </w:rPr>
-              <w:t xml:space="preserve">get battery_arm</w:t>
-            </w:r>
-          </w:p>
-        </w:tc>
-        <w:tc>
-          <w:tcPr>
-            <w:tcW w:type="dxa" w:w="3232"/>
-            <w:tcMar>
-              <w:top w:type="dxa" w:w="60"/>
-              <w:left w:type="dxa" w:w="100"/>
-              <w:bottom w:type="dxa" w:w="60"/>
-              <w:right w:type="dxa" w:w="100"/>
-            </w:tcMar>
-          </w:tcPr>
-          <w:p>
-            <w:r>
-              <w:t xml:space="preserve">Répond une valeur ; sinon, ce firmware n'a pas la batterie basse : passer l'étape 5</w:t>
-            </w:r>
-          </w:p>
-        </w:tc>
-        <w:tc>
-          <w:tcPr>
-            <w:tcW w:type="dxa" w:w="2381"/>
-            <w:tcMar>
-              <w:top w:type="dxa" w:w="60"/>
-              <w:left w:type="dxa" w:w="100"/>
-              <w:bottom w:type="dxa" w:w="60"/>
-              <w:right w:type="dxa" w:w="100"/>
-            </w:tcMar>
-          </w:tcPr>
-          <w:p/>
-        </w:tc>
-      </w:tr>
-      <w:tr>
-        <w:trPr>
-          <w:cantSplit/>
-          <w:tblHeader w:val="false"/>
-        </w:trPr>
-        <w:tc>
-          <w:tcPr>
-            <w:tcW w:type="dxa" w:w="794"/>
-            <w:tcMar>
-              <w:top w:type="dxa" w:w="60"/>
-              <w:left w:type="dxa" w:w="100"/>
-              <w:bottom w:type="dxa" w:w="60"/>
-              <w:right w:type="dxa" w:w="100"/>
-            </w:tcMar>
-          </w:tcPr>
-          <w:p>
-            <w:r>
-              <w:t xml:space="preserve">5</w:t>
-            </w:r>
-          </w:p>
-        </w:tc>
-        <w:tc>
-          <w:tcPr>
-            <w:tcW w:type="dxa" w:w="3232"/>
-            <w:tcMar>
-              <w:top w:type="dxa" w:w="60"/>
-              <w:left w:type="dxa" w:w="100"/>
-              <w:bottom w:type="dxa" w:w="60"/>
-              <w:right w:type="dxa" w:w="100"/>
-            </w:tcMar>
-          </w:tcPr>
-          <w:p>
-            <w:r>
-              <w:t xml:space="preserve">CLI : </w:t>
-            </w:r>
-            <w:r>
-              <w:rPr>
-                <w:rFonts w:ascii="Consolas" w:cs="Consolas" w:eastAsia="Consolas" w:hAnsi="Consolas"/>
-              </w:rPr>
-              <w:t xml:space="preserve">set battery_arm_min_cell_voltage = 450</w:t>
-            </w:r>
-            <w:r>
-              <w:t xml:space="preserve"> (4,50 V par élément, au-dessus de la batterie), </w:t>
-            </w:r>
-            <w:r>
-              <w:rPr>
-                <w:rFonts w:ascii="Consolas" w:cs="Consolas" w:eastAsia="Consolas" w:hAnsi="Consolas"/>
-              </w:rPr>
-              <w:t xml:space="preserve">save</w:t>
-            </w:r>
-            <w:r>
-              <w:t xml:space="preserve">, essayer d'armer</w:t>
-            </w:r>
-          </w:p>
-        </w:tc>
-        <w:tc>
-          <w:tcPr>
-            <w:tcW w:type="dxa" w:w="3232"/>
-            <w:tcMar>
-              <w:top w:type="dxa" w:w="60"/>
-              <w:left w:type="dxa" w:w="100"/>
-              <w:bottom w:type="dxa" w:w="60"/>
-              <w:right w:type="dxa" w:w="100"/>
-            </w:tcMar>
-          </w:tcPr>
-          <w:p>
-            <w:r>
-              <w:t xml:space="preserve">Armement refusé, motif LOW_BATTERY ; remettre ensuite à 0</w:t>
-            </w:r>
-          </w:p>
-        </w:tc>
-        <w:tc>
-          <w:tcPr>
-            <w:tcW w:type="dxa" w:w="2381"/>
-            <w:tcMar>
-              <w:top w:type="dxa" w:w="60"/>
-              <w:left w:type="dxa" w:w="100"/>
-              <w:bottom w:type="dxa" w:w="60"/>
-              <w:right w:type="dxa" w:w="100"/>
-            </w:tcMar>
-          </w:tcPr>
-          <w:p/>
+        </w:trPr>
+        <w:tc>
+          <w:tcPr>
+            <w:tcW w:type="dxa" w:w="7740"/>
+            <w:tcMar>
+              <w:top w:type="dxa" w:w="60"/>
+              <w:left w:type="dxa" w:w="100"/>
+              <w:bottom w:type="dxa" w:w="60"/>
+              <w:right w:type="dxa" w:w="100"/>
+            </w:tcMar>
+          </w:tcPr>
+          <w:p>
+            <w:r>
+              <w:rPr>
+                <w:b/>
+                <w:bCs/>
+              </w:rPr>
+              <w:t xml:space="preserve">TG-P2-7.8 </w:t>
+            </w:r>
+            <w:r>
+              <w:t xml:space="preserve">Remettre « Tension minimale pour décoller (par élément) » à 0, puis « Enregistrer et redémarrer ». L'armement est de nouveau possible ?</w:t>
+            </w:r>
+          </w:p>
+        </w:tc>
+        <w:tc>
+          <w:tcPr>
+            <w:tcW w:type="dxa" w:w="1899"/>
+            <w:tcMar>
+              <w:top w:type="dxa" w:w="60"/>
+              <w:left w:type="dxa" w:w="100"/>
+              <w:bottom w:type="dxa" w:w="60"/>
+              <w:right w:type="dxa" w:w="100"/>
+            </w:tcMar>
+          </w:tcPr>
+          <w:p>
+            <w:pPr>
+              <w:jc w:val="center"/>
+            </w:pPr>
+            <w:sdt>
+              <w:sdtPr>
+                <w14:checkbox>
+                  <w14:checked w14:val="0"/>
+                  <w14:checkedState w14:val="2612" w14:font="MS Gothic"/>
+                  <w14:uncheckedState w14:val="2610" w14:font="MS Gothic"/>
+                </w14:checkbox>
+              </w:sdtPr>
+              <w:sdtContent>
+                <w:r>
+                  <w:sym w:char="2610" w:font="MS Gothic"/>
+                </w:r>
+              </w:sdtContent>
+            </w:sdt>
+            <w:r>
+              <w:t xml:space="preserve"> oui   </w:t>
+            </w:r>
+            <w:sdt>
+              <w:sdtPr>
+                <w14:checkbox>
+                  <w14:checked w14:val="0"/>
+                  <w14:checkedState w14:val="2612" w14:font="MS Gothic"/>
+                  <w14:uncheckedState w14:val="2610" w14:font="MS Gothic"/>
+                </w14:checkbox>
+              </w:sdtPr>
+              <w:sdtContent>
+                <w:r>
+                  <w:sym w:char="2610" w:font="MS Gothic"/>
+                </w:r>
+              </w:sdtContent>
+            </w:sdt>
+            <w:r>
+              <w:t xml:space="preserve"> non</w:t>
+            </w:r>
+          </w:p>
         </w:tc>
       </w:tr>
     </w:tbl>

--- a/trueglide/controle/TG-P2_fiche.docx
+++ b/trueglide/controle/TG-P2_fiche.docx
@@ -2910,7 +2910,23 @@
           <w:sz w:val="25"/>
           <w:szCs w:val="25"/>
         </w:rPr>
-        <w:t xml:space="preserve">TG-P2-9. Sauvegarde</w:t>
+        <w:t xml:space="preserve">TG-P2-9. Les réglages restent après coupure</w:t>
+      </w:r>
+    </w:p>
+    <w:p>
+      <w:pPr>
+        <w:spacing w:after="100"/>
+      </w:pPr>
+      <w:r>
+        <w:t xml:space="preserve">Rien de nouveau à régler ici : on vérifie que tout ce que tu as réglé pendant l'essai (récepteur, modes, moteurs, OSD…)</w:t>
+      </w:r>
+    </w:p>
+    <w:p>
+      <w:pPr>
+        <w:spacing w:after="100"/>
+      </w:pPr>
+      <w:r>
+        <w:t xml:space="preserve">est bien gardé par la carte.</w:t>
       </w:r>
     </w:p>
     <w:tbl>
@@ -2952,7 +2968,94 @@
               <w:t xml:space="preserve">TG-P2-9.1 </w:t>
             </w:r>
             <w:r>
-              <w:t xml:space="preserve">Après « Enregistrer et redémarrer », les réglages sont toujours là ?</w:t>
+              <w:t xml:space="preserve">Débrancher l'USB et la batterie, attendre 10 secondes, rebrancher l'USB, puis « Connexion » : les réglages faits pendant l'essai sont toujours là (par exemple les interrupteurs dans l'onglet Modes) ?</w:t>
+            </w:r>
+          </w:p>
+        </w:tc>
+        <w:tc>
+          <w:tcPr>
+            <w:tcW w:type="dxa" w:w="1899"/>
+            <w:tcMar>
+              <w:top w:type="dxa" w:w="60"/>
+              <w:left w:type="dxa" w:w="100"/>
+              <w:bottom w:type="dxa" w:w="60"/>
+              <w:right w:type="dxa" w:w="100"/>
+            </w:tcMar>
+          </w:tcPr>
+          <w:p>
+            <w:pPr>
+              <w:jc w:val="center"/>
+            </w:pPr>
+            <w:sdt>
+              <w:sdtPr>
+                <w14:checkbox>
+                  <w14:checked w14:val="0"/>
+                  <w14:checkedState w14:val="2612" w14:font="MS Gothic"/>
+                  <w14:uncheckedState w14:val="2610" w14:font="MS Gothic"/>
+                </w14:checkbox>
+              </w:sdtPr>
+              <w:sdtContent>
+                <w:r>
+                  <w:sym w:char="2610" w:font="MS Gothic"/>
+                </w:r>
+              </w:sdtContent>
+            </w:sdt>
+            <w:r>
+              <w:t xml:space="preserve"> oui   </w:t>
+            </w:r>
+            <w:sdt>
+              <w:sdtPr>
+                <w14:checkbox>
+                  <w14:checked w14:val="0"/>
+                  <w14:checkedState w14:val="2612" w14:font="MS Gothic"/>
+                  <w14:uncheckedState w14:val="2610" w14:font="MS Gothic"/>
+                </w14:checkbox>
+              </w:sdtPr>
+              <w:sdtContent>
+                <w:r>
+                  <w:sym w:char="2610" w:font="MS Gothic"/>
+                </w:r>
+              </w:sdtContent>
+            </w:sdt>
+            <w:r>
+              <w:t xml:space="preserve"> non</w:t>
+            </w:r>
+          </w:p>
+        </w:tc>
+      </w:tr>
+      <w:tr>
+        <w:trPr>
+          <w:cantSplit/>
+        </w:trPr>
+        <w:tc>
+          <w:tcPr>
+            <w:tcW w:type="dxa" w:w="7740"/>
+            <w:tcMar>
+              <w:top w:type="dxa" w:w="60"/>
+              <w:left w:type="dxa" w:w="100"/>
+              <w:bottom w:type="dxa" w:w="60"/>
+              <w:right w:type="dxa" w:w="100"/>
+            </w:tcMar>
+          </w:tcPr>
+          <w:p>
+            <w:r>
+              <w:rPr>
+                <w:b/>
+                <w:bCs/>
+              </w:rPr>
+              <w:t xml:space="preserve">TG-P2-9.2 </w:t>
+            </w:r>
+            <w:r>
+              <w:t xml:space="preserve">Onglet CLI : taper </w:t>
+            </w:r>
+            <w:r>
+              <w:rPr>
+                <w:rFonts w:ascii="Consolas" w:cs="Consolas" w:eastAsia="Consolas" w:hAnsi="Consolas"/>
+              </w:rPr>
+              <w:t xml:space="preserve">diff all</w:t>
+            </w:r>
+            <w:r>
+              <w:t xml:space="preserve">, puis copier tout le texte dans le cadre « Sortie de diff all » ci-dessous ?</w:t>
             </w:r>
           </w:p>
         </w:tc>

--- a/trueglide/controle/TG-P2_fiche.docx
+++ b/trueglide/controle/TG-P2_fiche.docx
@@ -127,6 +127,24 @@
       </w:pPr>
       <w:r>
         <w:t xml:space="preserve">5.	Rebrancher l'USB, puis « Connexion ».</w:t>
+      </w:r>
+    </w:p>
+    <w:p>
+      <w:pPr>
+        <w:spacing w:after="60"/>
+        <w:ind w:left="360" w:hanging="360"/>
+      </w:pPr>
+      <w:r>
+        <w:t xml:space="preserve">6.	Remettre la configuration KarRmen (le flash a tout effacé) : onglet Studio, « Analyser ma configuration », coller le </w:t>
+      </w:r>
+      <w:r>
+        <w:rPr>
+          <w:rFonts w:ascii="Consolas" w:cs="Consolas" w:eastAsia="Consolas" w:hAnsi="Consolas"/>
+        </w:rPr>
+        <w:t xml:space="preserve">diff all</w:t>
+      </w:r>
+      <w:r>
+        <w:t xml:space="preserve"> sauvegardé à l'étape 2, « Analyser ». Copier la « Configuration convertie », la coller dans l'onglet CLI, puis Entrée (la carte enregistre et redémarre).</w:t>
       </w:r>
     </w:p>
     <w:p>

--- a/trueglide/controle/TG-P2_fiche.docx
+++ b/trueglide/controle/TG-P2_fiche.docx
@@ -135,7 +135,7 @@
         <w:ind w:left="360" w:hanging="360"/>
       </w:pPr>
       <w:r>
-        <w:t xml:space="preserve">6.	Remettre la configuration KarRmen (le flash a tout effacé) : onglet Studio, « Analyser ma configuration », coller le </w:t>
+        <w:t xml:space="preserve">6.	Remettre la configuration KarRmen (le flash a tout effacé) : onglet CLI, coller tout le texte du </w:t>
       </w:r>
       <w:r>
         <w:rPr>
@@ -144,7 +144,16 @@
         <w:t xml:space="preserve">diff all</w:t>
       </w:r>
       <w:r>
-        <w:t xml:space="preserve"> sauvegardé à l'étape 2, « Analyser ». Copier la « Configuration convertie », la coller dans l'onglet CLI, puis Entrée (la carte enregistre et redémarre).</w:t>
+        <w:t xml:space="preserve"> sauvegardé à l'étape 2, Entrée, puis taper </w:t>
+      </w:r>
+      <w:r>
+        <w:rPr>
+          <w:rFonts w:ascii="Consolas" w:cs="Consolas" w:eastAsia="Consolas" w:hAnsi="Consolas"/>
+        </w:rPr>
+        <w:t xml:space="preserve">save</w:t>
+      </w:r>
+      <w:r>
+        <w:t xml:space="preserve"> et Entrée (la carte redémarre). Aucune ligne ne doit répondre « ERROR » ; sinon, noter la ligne dans « Autres remarques ».</w:t>
       </w:r>
     </w:p>
     <w:p>

--- a/trueglide/controle/TG-P2_fiche.docx
+++ b/trueglide/controle/TG-P2_fiche.docx
@@ -40,7 +40,7 @@
         <w:t xml:space="preserve">HÉLICES RETIRÉES</w:t>
       </w:r>
       <w:r>
-        <w:t xml:space="preserve">, batterie branchée pour les</w:t>
+        <w:t xml:space="preserve">. Logiciel : TrueGlide</w:t>
       </w:r>
     </w:p>
     <w:p>
@@ -48,7 +48,7 @@
         <w:spacing w:after="100"/>
       </w:pPr>
       <w:r>
-        <w:t xml:space="preserve">moteurs, l'OSD et la tension. Logiciel : TrueGlide Configurator (https://jschmiedd.github.io/TrueGlide-Configurator/app/),</w:t>
+        <w:t xml:space="preserve">Configurator (https://jschmiedd.github.io/TrueGlide-Configurator/app/), dans Chrome ou Edge sur ordinateur.</w:t>
       </w:r>
     </w:p>
     <w:p>
@@ -56,7 +56,7 @@
         <w:spacing w:after="100"/>
       </w:pPr>
       <w:r>
-        <w:t xml:space="preserve">Chrome ou Edge sur ordinateur. Matériel : multimètre, radio appairée, lunettes FPV, câble USB.</w:t>
+        <w:t xml:space="preserve">Matériel : batterie, multimètre, radio appairée, lunettes FPV, câble USB.</w:t>
       </w:r>
     </w:p>
     <w:p>
@@ -90,7 +90,16 @@
         <w:ind w:left="360" w:hanging="360"/>
       </w:pPr>
       <w:r>
-        <w:t xml:space="preserve">2.	Carte branchée, onglet CLI : taper </w:t>
+        <w:t xml:space="preserve">2.	Dans Betaflight Configurator, carte branchée : faire la sauvegarde complète, comme d'habitude.</w:t>
+      </w:r>
+    </w:p>
+    <w:p>
+      <w:pPr>
+        <w:spacing w:after="60"/>
+        <w:ind w:left="360" w:hanging="360"/>
+      </w:pPr>
+      <w:r>
+        <w:t xml:space="preserve">3.	Dans TrueGlide Configurator, carte branchée, « Connexion », onglet « Ligne de commande (CLI) » : taper </w:t>
       </w:r>
       <w:r>
         <w:rPr>
@@ -99,7 +108,7 @@
         <w:t xml:space="preserve">diff all</w:t>
       </w:r>
       <w:r>
-        <w:t xml:space="preserve">, puis « Enregistrer » le texte (fichier daté). Faire aussi la sauvegarde complète de Betaflight.</w:t>
+        <w:t xml:space="preserve">, Entrée, puis « Enregistrer sous » (garder ce fichier).</w:t>
       </w:r>
     </w:p>
     <w:p>
@@ -108,7 +117,7 @@
         <w:ind w:left="360" w:hanging="360"/>
       </w:pPr>
       <w:r>
-        <w:t xml:space="preserve">3.	Mesurer la tension de la batterie au multimètre et la noter dans le cadre du bas.</w:t>
+        <w:t xml:space="preserve">4.	Mesurer la tension de la batterie au multimètre et l'écrire dans le cadre du bas.</w:t>
       </w:r>
     </w:p>
     <w:p>
@@ -117,7 +126,7 @@
         <w:ind w:left="360" w:hanging="360"/>
       </w:pPr>
       <w:r>
-        <w:t xml:space="preserve">4.	Onglet « Flasher le Firmware » : carte SPEEDYBEEF405MINI, modèle TRUEGLIDE, cocher « Effacement complet de la puce », puis flasher.</w:t>
+        <w:t xml:space="preserve">5.	« Déconnecter ». Onglet « Flasher le Firmware », case « Mise à jour en ligne » : « Chercher la mise à jour », Modèle TRUEGLIDE, « Télécharger ». Cocher « Effacement complet de la puce », puis « Flasher le Firmware ». Ne pas débrancher pendant le flash.</w:t>
       </w:r>
     </w:p>
     <w:p>
@@ -126,7 +135,7 @@
         <w:ind w:left="360" w:hanging="360"/>
       </w:pPr>
       <w:r>
-        <w:t xml:space="preserve">5.	Rebrancher l'USB, puis « Connexion ».</w:t>
+        <w:t xml:space="preserve">6.	Débrancher puis rebrancher l'USB, « Connexion ».</w:t>
       </w:r>
     </w:p>
     <w:p>
@@ -135,16 +144,7 @@
         <w:ind w:left="360" w:hanging="360"/>
       </w:pPr>
       <w:r>
-        <w:t xml:space="preserve">6.	Remettre la configuration KarRmen (le flash a tout effacé) : onglet CLI, coller tout le texte du </w:t>
-      </w:r>
-      <w:r>
-        <w:rPr>
-          <w:rFonts w:ascii="Consolas" w:cs="Consolas" w:eastAsia="Consolas" w:hAnsi="Consolas"/>
-        </w:rPr>
-        <w:t xml:space="preserve">diff all</w:t>
-      </w:r>
-      <w:r>
-        <w:t xml:space="preserve"> sauvegardé à l'étape 2, Entrée, puis taper </w:t>
+        <w:t xml:space="preserve">7.	Remettre la configuration KarRmen (le flash a tout effacé) : onglet « Ligne de commande (CLI) », coller tout le texte du fichier de l'étape 3, Entrée, puis taper </w:t>
       </w:r>
       <w:r>
         <w:rPr>
@@ -153,7 +153,7 @@
         <w:t xml:space="preserve">save</w:t>
       </w:r>
       <w:r>
-        <w:t xml:space="preserve"> et Entrée (la carte redémarre). Aucune ligne ne doit répondre « ERROR » ; sinon, noter la ligne dans « Autres remarques ».</w:t>
+        <w:t xml:space="preserve">, Entrée. La carte redémarre : « Connexion ». Si une ligne répond « ERROR », l'écrire dans « Autres remarques ».</w:t>
       </w:r>
     </w:p>
     <w:p>
@@ -169,7 +169,7 @@
           <w:sz w:val="25"/>
           <w:szCs w:val="25"/>
         </w:rPr>
-        <w:t xml:space="preserve">TG-P2-1. Flash et identité</w:t>
+        <w:t xml:space="preserve">TG-P2-1. Flash et identité (onglet Tableau de bord)</w:t>
       </w:r>
     </w:p>
     <w:tbl>
@@ -289,7 +289,7 @@
               <w:t xml:space="preserve">TG-P2-1.2 </w:t>
             </w:r>
             <w:r>
-              <w:t xml:space="preserve">Le Tableau de bord affiche « TRUEGLIDE 2026.6.2 (1791465a6) » dans la case Firmware ?</w:t>
+              <w:t xml:space="preserve">La case Firmware affiche « TRUEGLIDE 2026.6.2 (1791465) » ?</w:t>
             </w:r>
           </w:p>
         </w:tc>
@@ -445,7 +445,7 @@
               <w:t xml:space="preserve">TG-P2-1.4 </w:t>
             </w:r>
             <w:r>
-              <w:t xml:space="preserve">Dans la case « Fonctions TrueGlide » : Protection anti-surchauffe, Relance moteur et Sorties commandées (PINIO) sur « Désactivé », Speeder à 60° ?</w:t>
+              <w:t xml:space="preserve">Case « Fonctions TrueGlide » : Protection anti-surchauffe, Relance moteur et Sorties commandées (PINIO) sur « Désactivé », Speeder à « 60° » ?</w:t>
             </w:r>
           </w:p>
         </w:tc>
@@ -514,7 +514,24 @@
           <w:sz w:val="25"/>
           <w:szCs w:val="25"/>
         </w:rPr>
-        <w:t xml:space="preserve">TG-P2-2. Capteurs (onglets Capteurs et Installation)</w:t>
+        <w:t xml:space="preserve">TG-P2-2. Capteurs</w:t>
+      </w:r>
+    </w:p>
+    <w:p>
+      <w:pPr>
+        <w:spacing w:after="100"/>
+      </w:pPr>
+      <w:r>
+        <w:t xml:space="preserve">Onglet « Ligne de commande (CLI) » : taper </w:t>
+      </w:r>
+      <w:r>
+        <w:rPr>
+          <w:rFonts w:ascii="Consolas" w:cs="Consolas" w:eastAsia="Consolas" w:hAnsi="Consolas"/>
+        </w:rPr>
+        <w:t xml:space="preserve">status</w:t>
+      </w:r>
+      <w:r>
+        <w:t xml:space="preserve">, Entrée, et copier tout le texte dans le cadre du bas.</w:t>
       </w:r>
     </w:p>
     <w:tbl>
@@ -556,7 +573,16 @@
               <w:t xml:space="preserve">TG-P2-2.1 </w:t>
             </w:r>
             <w:r>
-              <w:t xml:space="preserve">Le gyroscope ICM-42688-P est détecté, à 8000 mesures par seconde, avec 0 erreur ?</w:t>
+              <w:t xml:space="preserve">La réponse de </w:t>
+            </w:r>
+            <w:r>
+              <w:rPr>
+                <w:rFonts w:ascii="Consolas" w:cs="Consolas" w:eastAsia="Consolas" w:hAnsi="Consolas"/>
+              </w:rPr>
+              <w:t xml:space="preserve">status</w:t>
+            </w:r>
+            <w:r>
+              <w:t xml:space="preserve"> contient « GYRO: (1) ICM42688P enabled », « ACC: ICM42688P » et « BARO: DPS310 » ?</w:t>
             </w:r>
           </w:p>
         </w:tc>
@@ -634,7 +660,16 @@
               <w:t xml:space="preserve">TG-P2-2.2 </w:t>
             </w:r>
             <w:r>
-              <w:t xml:space="preserve">Après l'étalonnage de l'accéléromètre, drone posé à plat, le modèle 3D est à plat ?</w:t>
+              <w:t xml:space="preserve">La réponse de </w:t>
+            </w:r>
+            <w:r>
+              <w:rPr>
+                <w:rFonts w:ascii="Consolas" w:cs="Consolas" w:eastAsia="Consolas" w:hAnsi="Consolas"/>
+              </w:rPr>
+              <w:t xml:space="preserve">status</w:t>
+            </w:r>
+            <w:r>
+              <w:t xml:space="preserve"> contient « GYRO rate: » suivi d'un nombre proche de 8000, et « I2C=1 (0 errors) » ?</w:t>
             </w:r>
           </w:p>
         </w:tc>
@@ -712,7 +747,7 @@
               <w:t xml:space="preserve">TG-P2-2.3 </w:t>
             </w:r>
             <w:r>
-              <w:t xml:space="preserve">En penchant le drone en roulis, en tangage puis en lacet, le modèle 3D suit dans le bon sens ?</w:t>
+              <w:t xml:space="preserve">Onglet Installation, drone posé à plat : « Calibrer l'accéléromètre ». Ensuite, le modèle 3D est à plat ?</w:t>
             </w:r>
           </w:p>
         </w:tc>
@@ -790,7 +825,7 @@
               <w:t xml:space="preserve">TG-P2-2.4 </w:t>
             </w:r>
             <w:r>
-              <w:t xml:space="preserve">Le baromètre est détecté ?</w:t>
+              <w:t xml:space="preserve">En penchant le drone en roulis, en tangage, puis en le tournant (lacet), le modèle 3D suit dans le même sens ?</w:t>
             </w:r>
           </w:p>
         </w:tc>
@@ -859,7 +894,7 @@
           <w:sz w:val="25"/>
           <w:szCs w:val="25"/>
         </w:rPr>
-        <w:t xml:space="preserve">TG-P2-3. Récepteur et modes</w:t>
+        <w:t xml:space="preserve">TG-P2-3. Récepteur et modes (radio allumée)</w:t>
       </w:r>
     </w:p>
     <w:tbl>
@@ -901,7 +936,7 @@
               <w:t xml:space="preserve">TG-P2-3.1 </w:t>
             </w:r>
             <w:r>
-              <w:t xml:space="preserve">Dans l'onglet Récepteur, chaque voie (roulis, tangage, lacet, gaz) bouge dans le bon sens ?</w:t>
+              <w:t xml:space="preserve">Onglet Récepteur : chaque voie (roulis, tangage, lacet, gaz) bouge dans le bon sens quand on bouge les manches ?</w:t>
             </w:r>
           </w:p>
         </w:tc>
@@ -979,7 +1014,7 @@
               <w:t xml:space="preserve">TG-P2-3.2 </w:t>
             </w:r>
             <w:r>
-              <w:t xml:space="preserve">Les voies vont d'environ 1000 à 2000 ?</w:t>
+              <w:t xml:space="preserve">Onglet Récepteur : les voies vont d'environ 1000 à 2000 ?</w:t>
             </w:r>
           </w:p>
         </w:tc>
@@ -1057,7 +1092,7 @@
               <w:t xml:space="preserve">TG-P2-3.3 </w:t>
             </w:r>
             <w:r>
-              <w:t xml:space="preserve">Dans l'onglet Modes, chaque interrupteur (ARM, ANGLE…) allume le bon mode ?</w:t>
+              <w:t xml:space="preserve">Onglet Modes : chaque interrupteur (ARM, ANGLE…) allume le bon mode quand on le bascule ?</w:t>
             </w:r>
           </w:p>
         </w:tc>
@@ -1135,7 +1170,7 @@
               <w:t xml:space="preserve">TG-P2-3.4 </w:t>
             </w:r>
             <w:r>
-              <w:t xml:space="preserve">Radio éteinte, le Tableau de bord affiche RX_FAILSAFE ?</w:t>
+              <w:t xml:space="preserve">Radio éteinte : le Tableau de bord affiche RX_FAILSAFE dans la case Drone ?</w:t>
             </w:r>
           </w:p>
         </w:tc>
@@ -1204,7 +1239,33 @@
           <w:sz w:val="25"/>
           <w:szCs w:val="25"/>
         </w:rPr>
-        <w:t xml:space="preserve">TG-P2-4. Moteurs (HÉLICES RETIRÉES)</w:t>
+        <w:t xml:space="preserve">TG-P2-4. Moteurs (HÉLICES RETIRÉES, batterie branchée)</w:t>
+      </w:r>
+    </w:p>
+    <w:p>
+      <w:pPr>
+        <w:spacing w:after="100"/>
+      </w:pPr>
+      <w:r>
+        <w:t xml:space="preserve">Onglet « Ligne de commande (CLI) » : taper </w:t>
+      </w:r>
+      <w:r>
+        <w:rPr>
+          <w:rFonts w:ascii="Consolas" w:cs="Consolas" w:eastAsia="Consolas" w:hAnsi="Consolas"/>
+        </w:rPr>
+        <w:t xml:space="preserve">get motor_pwm_protocol</w:t>
+      </w:r>
+      <w:r>
+        <w:t xml:space="preserve"> puis </w:t>
+      </w:r>
+      <w:r>
+        <w:rPr>
+          <w:rFonts w:ascii="Consolas" w:cs="Consolas" w:eastAsia="Consolas" w:hAnsi="Consolas"/>
+        </w:rPr>
+        <w:t xml:space="preserve">get dshot_bidir</w:t>
+      </w:r>
+      <w:r>
+        <w:t xml:space="preserve">.</w:t>
       </w:r>
     </w:p>
     <w:tbl>
@@ -1246,7 +1307,13 @@
               <w:t xml:space="preserve">TG-P2-4.1 </w:t>
             </w:r>
             <w:r>
-              <w:t xml:space="preserve">Le protocole moteur est DShot et le DShot bidirectionnel est actif ?</w:t>
+              <w:rPr>
+                <w:rFonts w:ascii="Consolas" w:cs="Consolas" w:eastAsia="Consolas" w:hAnsi="Consolas"/>
+              </w:rPr>
+              <w:t xml:space="preserve">motor_pwm_protocol</w:t>
+            </w:r>
+            <w:r>
+              <w:t xml:space="preserve"> répond DSHOT300 ou DSHOT600 ?</w:t>
             </w:r>
           </w:p>
         </w:tc>
@@ -1324,7 +1391,91 @@
               <w:t xml:space="preserve">TG-P2-4.2 </w:t>
             </w:r>
             <w:r>
-              <w:t xml:space="preserve">La vitesse (tr/min) de chaque moteur s'affiche quand il tourne ?</w:t>
+              <w:rPr>
+                <w:rFonts w:ascii="Consolas" w:cs="Consolas" w:eastAsia="Consolas" w:hAnsi="Consolas"/>
+              </w:rPr>
+              <w:t xml:space="preserve">dshot_bidir</w:t>
+            </w:r>
+            <w:r>
+              <w:t xml:space="preserve"> répond ON ?</w:t>
+            </w:r>
+          </w:p>
+        </w:tc>
+        <w:tc>
+          <w:tcPr>
+            <w:tcW w:type="dxa" w:w="1899"/>
+            <w:tcMar>
+              <w:top w:type="dxa" w:w="60"/>
+              <w:left w:type="dxa" w:w="100"/>
+              <w:bottom w:type="dxa" w:w="60"/>
+              <w:right w:type="dxa" w:w="100"/>
+            </w:tcMar>
+          </w:tcPr>
+          <w:p>
+            <w:pPr>
+              <w:jc w:val="center"/>
+            </w:pPr>
+            <w:sdt>
+              <w:sdtPr>
+                <w14:checkbox>
+                  <w14:checked w14:val="0"/>
+                  <w14:checkedState w14:val="2612" w14:font="MS Gothic"/>
+                  <w14:uncheckedState w14:val="2610" w14:font="MS Gothic"/>
+                </w14:checkbox>
+              </w:sdtPr>
+              <w:sdtContent>
+                <w:r>
+                  <w:sym w:char="2610" w:font="MS Gothic"/>
+                </w:r>
+              </w:sdtContent>
+            </w:sdt>
+            <w:r>
+              <w:t xml:space="preserve"> oui   </w:t>
+            </w:r>
+            <w:sdt>
+              <w:sdtPr>
+                <w14:checkbox>
+                  <w14:checked w14:val="0"/>
+                  <w14:checkedState w14:val="2612" w14:font="MS Gothic"/>
+                  <w14:uncheckedState w14:val="2610" w14:font="MS Gothic"/>
+                </w14:checkbox>
+              </w:sdtPr>
+              <w:sdtContent>
+                <w:r>
+                  <w:sym w:char="2610" w:font="MS Gothic"/>
+                </w:r>
+              </w:sdtContent>
+            </w:sdt>
+            <w:r>
+              <w:t xml:space="preserve"> non</w:t>
+            </w:r>
+          </w:p>
+        </w:tc>
+      </w:tr>
+      <w:tr>
+        <w:trPr>
+          <w:cantSplit/>
+        </w:trPr>
+        <w:tc>
+          <w:tcPr>
+            <w:tcW w:type="dxa" w:w="7740"/>
+            <w:tcMar>
+              <w:top w:type="dxa" w:w="60"/>
+              <w:left w:type="dxa" w:w="100"/>
+              <w:bottom w:type="dxa" w:w="60"/>
+              <w:right w:type="dxa" w:w="100"/>
+            </w:tcMar>
+          </w:tcPr>
+          <w:p>
+            <w:r>
+              <w:rPr>
+                <w:b/>
+                <w:bCs/>
+              </w:rPr>
+              <w:t xml:space="preserve">TG-P2-4.3 </w:t>
+            </w:r>
+            <w:r>
+              <w:t xml:space="preserve">Onglet Moteurs : cocher « Je comprends les risques », monter doucement le curseur de chaque moteur. La vitesse (tr/min) s'affiche sous le moteur qui tourne ?</w:t>
             </w:r>
           </w:p>
         </w:tc>
@@ -1393,7 +1544,7 @@
           <w:sz w:val="25"/>
           <w:szCs w:val="25"/>
         </w:rPr>
-        <w:t xml:space="preserve">TG-P2-5. Moteurs, pour chacun (curseur de l'onglet Moteurs, doucement)</w:t>
+        <w:t xml:space="preserve">TG-P2-5. Moteurs, pour chacun (onglet Moteurs, curseur de ce moteur seulement, doucement)</w:t>
       </w:r>
     </w:p>
     <w:tbl>
@@ -1435,7 +1586,7 @@
               <w:t xml:space="preserve">TG-P2-5.1 </w:t>
             </w:r>
             <w:r>
-              <w:t xml:space="preserve">Moteur 1 : il tourne à la bonne place et dans le bon sens ?</w:t>
+              <w:t xml:space="preserve">Moteur 1 : c'est le bon moteur qui tourne, et dans le bon sens ?</w:t>
             </w:r>
           </w:p>
         </w:tc>
@@ -1513,7 +1664,7 @@
               <w:t xml:space="preserve">TG-P2-5.2 </w:t>
             </w:r>
             <w:r>
-              <w:t xml:space="preserve">Moteur 2 : il tourne à la bonne place et dans le bon sens ?</w:t>
+              <w:t xml:space="preserve">Moteur 2 : c'est le bon moteur qui tourne, et dans le bon sens ?</w:t>
             </w:r>
           </w:p>
         </w:tc>
@@ -1591,7 +1742,7 @@
               <w:t xml:space="preserve">TG-P2-5.3 </w:t>
             </w:r>
             <w:r>
-              <w:t xml:space="preserve">Moteur 3 : il tourne à la bonne place et dans le bon sens ?</w:t>
+              <w:t xml:space="preserve">Moteur 3 : c'est le bon moteur qui tourne, et dans le bon sens ?</w:t>
             </w:r>
           </w:p>
         </w:tc>
@@ -1669,7 +1820,7 @@
               <w:t xml:space="preserve">TG-P2-5.4 </w:t>
             </w:r>
             <w:r>
-              <w:t xml:space="preserve">Moteur 4 : il tourne à la bonne place et dans le bon sens ?</w:t>
+              <w:t xml:space="preserve">Moteur 4 : c'est le bon moteur qui tourne, et dans le bon sens ?</w:t>
             </w:r>
           </w:p>
         </w:tc>
@@ -1738,7 +1889,7 @@
           <w:sz w:val="25"/>
           <w:szCs w:val="25"/>
         </w:rPr>
-        <w:t xml:space="preserve">TG-P2-6. OSD et batterie</w:t>
+        <w:t xml:space="preserve">TG-P2-6. OSD et batterie (batterie branchée, lunettes allumées)</w:t>
       </w:r>
     </w:p>
     <w:tbl>
@@ -1858,7 +2009,7 @@
               <w:t xml:space="preserve">TG-P2-6.2 </w:t>
             </w:r>
             <w:r>
-              <w:t xml:space="preserve">La tension affichée est égale à celle du multimètre, à 0,1 V près ?</w:t>
+              <w:t xml:space="preserve">Tableau de bord : la tension de la batterie est la même qu'au multimètre, à 0,1 V près ?</w:t>
             </w:r>
           </w:p>
         </w:tc>
@@ -1936,7 +2087,7 @@
               <w:t xml:space="preserve">TG-P2-6.3 </w:t>
             </w:r>
             <w:r>
-              <w:t xml:space="preserve">Moteurs arrêtés, le courant affiché est proche de 0 A ?</w:t>
+              <w:t xml:space="preserve">Onglet « Alimentation et batterie », moteurs arrêtés : le courant est proche de 0 A ?</w:t>
             </w:r>
           </w:p>
         </w:tc>
@@ -2013,7 +2164,7 @@
         <w:spacing w:after="100"/>
       </w:pPr>
       <w:r>
-        <w:t xml:space="preserve">Chaque fonction est allumée, vérifiée, puis remise à 0 : à la fin, tout est comme juste après le flash.</w:t>
+        <w:t xml:space="preserve">On allume la protection, on vérifie, puis on la remet à 0 : à la fin, tout est comme juste après le flash.</w:t>
       </w:r>
     </w:p>
     <w:tbl>
@@ -2055,7 +2206,7 @@
               <w:t xml:space="preserve">TG-P2-7.1 </w:t>
             </w:r>
             <w:r>
-              <w:t xml:space="preserve">Onglet Protections, case « Protection anti-surchauffe / surintensité » : taper 80 dans « Température limite des ESC », puis « Enregistrer et redémarrer ». Après le redémarrage, le champ affiche toujours 80 ?</w:t>
+              <w:t xml:space="preserve">Onglet Protections, case « Protection anti-surchauffe / surintensité » : taper 80 dans « Température limite des ESC », puis « Enregistrer et redémarrer », puis « Connexion ». Le champ affiche toujours 80 ?</w:t>
             </w:r>
           </w:p>
         </w:tc>
@@ -2211,7 +2362,7 @@
               <w:t xml:space="preserve">TG-P2-7.3 </w:t>
             </w:r>
             <w:r>
-              <w:t xml:space="preserve">Onglet Protections : remettre « Température limite des ESC » à 0, puis « Enregistrer et redémarrer ». Le Tableau de bord affiche de nouveau « Désactivé » ?</w:t>
+              <w:t xml:space="preserve">Onglet Protections : remettre 0 dans « Température limite des ESC », « Enregistrer et redémarrer », « Connexion ». Le Tableau de bord affiche de nouveau « Désactivé » ?</w:t>
             </w:r>
           </w:p>
         </w:tc>
@@ -2289,7 +2440,7 @@
               <w:t xml:space="preserve">TG-P2-7.4 </w:t>
             </w:r>
             <w:r>
-              <w:t xml:space="preserve">Onglet Modes : une ligne SPEEDER existe dans la liste (sans l'assigner à un interrupteur) ?</w:t>
+              <w:t xml:space="preserve">Onglet Modes : une ligne SPEEDER existe dans la liste ? (Ne pas l'assigner.)</w:t>
             </w:r>
           </w:p>
         </w:tc>
@@ -2367,241 +2518,7 @@
               <w:t xml:space="preserve">TG-P2-7.5 </w:t>
             </w:r>
             <w:r>
-              <w:t xml:space="preserve">Onglet Caméra : la case « Sortie commutable » propose une sortie PINIO (sans rien enregistrer) ?</w:t>
-            </w:r>
-          </w:p>
-        </w:tc>
-        <w:tc>
-          <w:tcPr>
-            <w:tcW w:type="dxa" w:w="1899"/>
-            <w:tcMar>
-              <w:top w:type="dxa" w:w="60"/>
-              <w:left w:type="dxa" w:w="100"/>
-              <w:bottom w:type="dxa" w:w="60"/>
-              <w:right w:type="dxa" w:w="100"/>
-            </w:tcMar>
-          </w:tcPr>
-          <w:p>
-            <w:pPr>
-              <w:jc w:val="center"/>
-            </w:pPr>
-            <w:sdt>
-              <w:sdtPr>
-                <w14:checkbox>
-                  <w14:checked w14:val="0"/>
-                  <w14:checkedState w14:val="2612" w14:font="MS Gothic"/>
-                  <w14:uncheckedState w14:val="2610" w14:font="MS Gothic"/>
-                </w14:checkbox>
-              </w:sdtPr>
-              <w:sdtContent>
-                <w:r>
-                  <w:sym w:char="2610" w:font="MS Gothic"/>
-                </w:r>
-              </w:sdtContent>
-            </w:sdt>
-            <w:r>
-              <w:t xml:space="preserve"> oui   </w:t>
-            </w:r>
-            <w:sdt>
-              <w:sdtPr>
-                <w14:checkbox>
-                  <w14:checked w14:val="0"/>
-                  <w14:checkedState w14:val="2612" w14:font="MS Gothic"/>
-                  <w14:uncheckedState w14:val="2610" w14:font="MS Gothic"/>
-                </w14:checkbox>
-              </w:sdtPr>
-              <w:sdtContent>
-                <w:r>
-                  <w:sym w:char="2610" w:font="MS Gothic"/>
-                </w:r>
-              </w:sdtContent>
-            </w:sdt>
-            <w:r>
-              <w:t xml:space="preserve"> non</w:t>
-            </w:r>
-          </w:p>
-        </w:tc>
-      </w:tr>
-      <w:tr>
-        <w:trPr>
-          <w:cantSplit/>
-        </w:trPr>
-        <w:tc>
-          <w:tcPr>
-            <w:tcW w:type="dxa" w:w="7740"/>
-            <w:tcMar>
-              <w:top w:type="dxa" w:w="60"/>
-              <w:left w:type="dxa" w:w="100"/>
-              <w:bottom w:type="dxa" w:w="60"/>
-              <w:right w:type="dxa" w:w="100"/>
-            </w:tcMar>
-          </w:tcPr>
-          <w:p>
-            <w:r>
-              <w:rPr>
-                <w:b/>
-                <w:bCs/>
-              </w:rPr>
-              <w:t xml:space="preserve">TG-P2-7.6 </w:t>
-            </w:r>
-            <w:r>
-              <w:t xml:space="preserve">Onglet Protections : une case « Batterie basse » est affichée ? (Non est normal avec la version 1791465a6 : sauter alors les deux questions suivantes.)</w:t>
-            </w:r>
-          </w:p>
-        </w:tc>
-        <w:tc>
-          <w:tcPr>
-            <w:tcW w:type="dxa" w:w="1899"/>
-            <w:tcMar>
-              <w:top w:type="dxa" w:w="60"/>
-              <w:left w:type="dxa" w:w="100"/>
-              <w:bottom w:type="dxa" w:w="60"/>
-              <w:right w:type="dxa" w:w="100"/>
-            </w:tcMar>
-          </w:tcPr>
-          <w:p>
-            <w:pPr>
-              <w:jc w:val="center"/>
-            </w:pPr>
-            <w:sdt>
-              <w:sdtPr>
-                <w14:checkbox>
-                  <w14:checked w14:val="0"/>
-                  <w14:checkedState w14:val="2612" w14:font="MS Gothic"/>
-                  <w14:uncheckedState w14:val="2610" w14:font="MS Gothic"/>
-                </w14:checkbox>
-              </w:sdtPr>
-              <w:sdtContent>
-                <w:r>
-                  <w:sym w:char="2610" w:font="MS Gothic"/>
-                </w:r>
-              </w:sdtContent>
-            </w:sdt>
-            <w:r>
-              <w:t xml:space="preserve"> oui   </w:t>
-            </w:r>
-            <w:sdt>
-              <w:sdtPr>
-                <w14:checkbox>
-                  <w14:checked w14:val="0"/>
-                  <w14:checkedState w14:val="2612" w14:font="MS Gothic"/>
-                  <w14:uncheckedState w14:val="2610" w14:font="MS Gothic"/>
-                </w14:checkbox>
-              </w:sdtPr>
-              <w:sdtContent>
-                <w:r>
-                  <w:sym w:char="2610" w:font="MS Gothic"/>
-                </w:r>
-              </w:sdtContent>
-            </w:sdt>
-            <w:r>
-              <w:t xml:space="preserve"> non</w:t>
-            </w:r>
-          </w:p>
-        </w:tc>
-      </w:tr>
-      <w:tr>
-        <w:trPr>
-          <w:cantSplit/>
-        </w:trPr>
-        <w:tc>
-          <w:tcPr>
-            <w:tcW w:type="dxa" w:w="7740"/>
-            <w:tcMar>
-              <w:top w:type="dxa" w:w="60"/>
-              <w:left w:type="dxa" w:w="100"/>
-              <w:bottom w:type="dxa" w:w="60"/>
-              <w:right w:type="dxa" w:w="100"/>
-            </w:tcMar>
-          </w:tcPr>
-          <w:p>
-            <w:r>
-              <w:rPr>
-                <w:b/>
-                <w:bCs/>
-              </w:rPr>
-              <w:t xml:space="preserve">TG-P2-7.7 </w:t>
-            </w:r>
-            <w:r>
-              <w:t xml:space="preserve">Batterie branchée : taper 4,50 dans « Tension minimale pour décoller (par élément) », « Enregistrer et redémarrer », puis essayer d'armer avec la radio. L'armement est refusé, et le Tableau de bord affiche LOW_BATTERY ?</w:t>
-            </w:r>
-          </w:p>
-        </w:tc>
-        <w:tc>
-          <w:tcPr>
-            <w:tcW w:type="dxa" w:w="1899"/>
-            <w:tcMar>
-              <w:top w:type="dxa" w:w="60"/>
-              <w:left w:type="dxa" w:w="100"/>
-              <w:bottom w:type="dxa" w:w="60"/>
-              <w:right w:type="dxa" w:w="100"/>
-            </w:tcMar>
-          </w:tcPr>
-          <w:p>
-            <w:pPr>
-              <w:jc w:val="center"/>
-            </w:pPr>
-            <w:sdt>
-              <w:sdtPr>
-                <w14:checkbox>
-                  <w14:checked w14:val="0"/>
-                  <w14:checkedState w14:val="2612" w14:font="MS Gothic"/>
-                  <w14:uncheckedState w14:val="2610" w14:font="MS Gothic"/>
-                </w14:checkbox>
-              </w:sdtPr>
-              <w:sdtContent>
-                <w:r>
-                  <w:sym w:char="2610" w:font="MS Gothic"/>
-                </w:r>
-              </w:sdtContent>
-            </w:sdt>
-            <w:r>
-              <w:t xml:space="preserve"> oui   </w:t>
-            </w:r>
-            <w:sdt>
-              <w:sdtPr>
-                <w14:checkbox>
-                  <w14:checked w14:val="0"/>
-                  <w14:checkedState w14:val="2612" w14:font="MS Gothic"/>
-                  <w14:uncheckedState w14:val="2610" w14:font="MS Gothic"/>
-                </w14:checkbox>
-              </w:sdtPr>
-              <w:sdtContent>
-                <w:r>
-                  <w:sym w:char="2610" w:font="MS Gothic"/>
-                </w:r>
-              </w:sdtContent>
-            </w:sdt>
-            <w:r>
-              <w:t xml:space="preserve"> non</w:t>
-            </w:r>
-          </w:p>
-        </w:tc>
-      </w:tr>
-      <w:tr>
-        <w:trPr>
-          <w:cantSplit/>
-        </w:trPr>
-        <w:tc>
-          <w:tcPr>
-            <w:tcW w:type="dxa" w:w="7740"/>
-            <w:tcMar>
-              <w:top w:type="dxa" w:w="60"/>
-              <w:left w:type="dxa" w:w="100"/>
-              <w:bottom w:type="dxa" w:w="60"/>
-              <w:right w:type="dxa" w:w="100"/>
-            </w:tcMar>
-          </w:tcPr>
-          <w:p>
-            <w:r>
-              <w:rPr>
-                <w:b/>
-                <w:bCs/>
-              </w:rPr>
-              <w:t xml:space="preserve">TG-P2-7.8 </w:t>
-            </w:r>
-            <w:r>
-              <w:t xml:space="preserve">Remettre « Tension minimale pour décoller (par élément) » à 0, puis « Enregistrer et redémarrer ». L'armement est de nouveau possible ?</w:t>
+              <w:t xml:space="preserve">Onglet Caméra : la liste « Sortie commutable » propose PINIO 1 ? (Ne rien enregistrer.)</w:t>
             </w:r>
           </w:p>
         </w:tc>
@@ -2670,7 +2587,7 @@
           <w:sz w:val="25"/>
           <w:szCs w:val="25"/>
         </w:rPr>
-        <w:t xml:space="preserve">TG-P2-8. Blackbox</w:t>
+        <w:t xml:space="preserve">TG-P2-8. Blackbox (HÉLICES RETIRÉES, batterie branchée, radio allumée)</w:t>
       </w:r>
     </w:p>
     <w:tbl>
@@ -2712,7 +2629,16 @@
               <w:t xml:space="preserve">TG-P2-8.1 </w:t>
             </w:r>
             <w:r>
-              <w:t xml:space="preserve">L'onglet Blackbox voit la mémoire flash de 16 Mo ?</w:t>
+              <w:t xml:space="preserve">La réponse de </w:t>
+            </w:r>
+            <w:r>
+              <w:rPr>
+                <w:rFonts w:ascii="Consolas" w:cs="Consolas" w:eastAsia="Consolas" w:hAnsi="Consolas"/>
+              </w:rPr>
+              <w:t xml:space="preserve">status</w:t>
+            </w:r>
+            <w:r>
+              <w:t xml:space="preserve"> (partie 2) contient « FLASH: JEDEC ID=0x00ef4018 16M » ?</w:t>
             </w:r>
           </w:p>
         </w:tc>
@@ -2790,7 +2716,7 @@
               <w:t xml:space="preserve">TG-P2-8.2 </w:t>
             </w:r>
             <w:r>
-              <w:t xml:space="preserve">Après effacement, armer 10 s à plat puis désarmer : un journal est enregistré ?</w:t>
+              <w:t xml:space="preserve">Onglet Blackbox : « Effacer la mémoire interne », puis « Déconnecter » (le logiciel empêche l'armement tant qu'il est connecté). Armer avec la radio, attendre 10 secondes, désarmer, puis « Connexion ». L'onglet Blackbox montre que la mémoire n'est plus vide ?</w:t>
             </w:r>
           </w:p>
         </w:tc>
@@ -2868,7 +2794,7 @@
               <w:t xml:space="preserve">TG-P2-8.3 </w:t>
             </w:r>
             <w:r>
-              <w:t xml:space="preserve">Le journal s'ouvre dans le Visualiseur Blackbox ?</w:t>
+              <w:t xml:space="preserve">Onglet Blackbox : « Enregistrer sous… », puis ouvrir ce fichier dans l'onglet « Visualiseur Blackbox ». Le journal s'affiche ?</w:t>
             </w:r>
           </w:p>
         </w:tc>
@@ -2945,15 +2871,7 @@
         <w:spacing w:after="100"/>
       </w:pPr>
       <w:r>
-        <w:t xml:space="preserve">Rien de nouveau à régler ici : on vérifie que tout ce que tu as réglé pendant l'essai (récepteur, modes, moteurs, OSD…)</w:t>
-      </w:r>
-    </w:p>
-    <w:p>
-      <w:pPr>
-        <w:spacing w:after="100"/>
-      </w:pPr>
-      <w:r>
-        <w:t xml:space="preserve">est bien gardé par la carte.</w:t>
+        <w:t xml:space="preserve">Rien à régler ici : on vérifie que la carte garde tout ce qui a été fait pendant l'essai.</w:t>
       </w:r>
     </w:p>
     <w:tbl>
@@ -2995,7 +2913,7 @@
               <w:t xml:space="preserve">TG-P2-9.1 </w:t>
             </w:r>
             <w:r>
-              <w:t xml:space="preserve">Débrancher l'USB et la batterie, attendre 10 secondes, rebrancher l'USB, puis « Connexion » : les réglages faits pendant l'essai sont toujours là (par exemple les interrupteurs dans l'onglet Modes) ?</w:t>
+              <w:t xml:space="preserve">Débrancher l'USB et la batterie, attendre 10 secondes, rebrancher l'USB, « Connexion ». Les interrupteurs de l'onglet Modes sont toujours là ?</w:t>
             </w:r>
           </w:p>
         </w:tc>
@@ -3073,7 +2991,7 @@
               <w:t xml:space="preserve">TG-P2-9.2 </w:t>
             </w:r>
             <w:r>
-              <w:t xml:space="preserve">Onglet CLI : taper </w:t>
+              <w:t xml:space="preserve">Onglet « Ligne de commande (CLI) » : taper </w:t>
             </w:r>
             <w:r>
               <w:rPr>
@@ -3082,7 +3000,7 @@
               <w:t xml:space="preserve">diff all</w:t>
             </w:r>
             <w:r>
-              <w:t xml:space="preserve">, puis copier tout le texte dans le cadre « Sortie de diff all » ci-dessous ?</w:t>
+              <w:t xml:space="preserve">, Entrée, puis copier tout le texte dans le cadre du bas ?</w:t>
             </w:r>
           </w:p>
         </w:tc>
@@ -3217,7 +3135,7 @@
           <w:b/>
           <w:bCs/>
         </w:rPr>
-        <w:t xml:space="preserve">Sortie de la commande « status » dans le CLI</w:t>
+        <w:t xml:space="preserve">Réponse de « status » (partie 2)</w:t>
       </w:r>
     </w:p>
     <w:tbl>
@@ -3270,7 +3188,7 @@
           <w:b/>
           <w:bCs/>
         </w:rPr>
-        <w:t xml:space="preserve">Sortie de « diff all » à la fin de l'essai</w:t>
+        <w:t xml:space="preserve">Réponse de « diff all » (partie 9)</w:t>
       </w:r>
     </w:p>
     <w:tbl>
@@ -3323,7 +3241,7 @@
           <w:b/>
           <w:bCs/>
         </w:rPr>
-        <w:t xml:space="preserve">Autres remarques</w:t>
+        <w:t xml:space="preserve">Autres remarques (lignes « ERROR », ce qui a surpris)</w:t>
       </w:r>
     </w:p>
     <w:tbl>

--- a/trueglide/controle/TG-P2_fiche.docx
+++ b/trueglide/controle/TG-P2_fiche.docx
@@ -40,23 +40,7 @@
         <w:t xml:space="preserve">HÉLICES RETIRÉES</w:t>
       </w:r>
       <w:r>
-        <w:t xml:space="preserve">. Logiciel : TrueGlide</w:t>
-      </w:r>
-    </w:p>
-    <w:p>
-      <w:pPr>
-        <w:spacing w:after="100"/>
-      </w:pPr>
-      <w:r>
-        <w:t xml:space="preserve">Configurator (https://jschmiedd.github.io/TrueGlide-Configurator/app/), dans Chrome ou Edge sur ordinateur.</w:t>
-      </w:r>
-    </w:p>
-    <w:p>
-      <w:pPr>
-        <w:spacing w:after="100"/>
-      </w:pPr>
-      <w:r>
-        <w:t xml:space="preserve">Matériel : batterie, multimètre, radio appairée, lunettes FPV, câble USB.</w:t>
+        <w:t xml:space="preserve">. Logiciel : TrueGlide Configurator (https://jschmiedd.github.io/TrueGlide-Configurator/app/), dans Chrome ou Edge sur ordinateur. Matériel : batterie, multimètre, radio appairée, lunettes FPV, câble USB. Les photos ont été prises en déroulant cette fiche dans le même logiciel, avec le même firmware que celui de la carte (TRUEGLIDE 2026.6.2, révision 1791465) et la configuration KarRmen : ce qu'il faut regarder est entouré en rouge.</w:t>
       </w:r>
     </w:p>
     <w:p>
@@ -135,7 +119,7 @@
         <w:ind w:left="360" w:hanging="360"/>
       </w:pPr>
       <w:r>
-        <w:t xml:space="preserve">6.	Débrancher puis rebrancher l'USB, « Connexion ».</w:t>
+        <w:t xml:space="preserve">6.	Débrancher puis rebrancher l'USB, « Connexion ». Une fenêtre « Danger » s'ouvre (l'accéléromètre n'est pas encore calibré) : cliquer « Fermer », il sera calibré à la partie 2. Si une fenêtre « L'application est prête à être utilisée hors ligne » s'ouvre : « OK ».</w:t>
       </w:r>
     </w:p>
     <w:p>
@@ -154,6 +138,189 @@
       </w:r>
       <w:r>
         <w:t xml:space="preserve">, Entrée. La carte redémarre : « Connexion ». Si une ligne répond « ERROR », l'écrire dans « Autres remarques ».</w:t>
+      </w:r>
+    </w:p>
+    <w:p>
+      <w:pPr>
+        <w:keepNext/>
+        <w:spacing w:before="160"/>
+      </w:pPr>
+      <w:r>
+        <w:drawing>
+          <wp:inline distT="0" distB="0" distL="0" distR="0">
+            <wp:extent cx="6124575" cy="3933825"/>
+            <wp:effectExtent t="0" r="0" b="0" l="0"/>
+            <wp:docPr id="1" name="" descr="" title=""/>
+            <wp:cNvGraphicFramePr>
+              <a:graphicFrameLocks xmlns:a="http://schemas.openxmlformats.org/drawingml/2006/main" noChangeAspect="1"/>
+            </wp:cNvGraphicFramePr>
+            <a:graphic xmlns:a="http://schemas.openxmlformats.org/drawingml/2006/main">
+              <a:graphicData uri="http://schemas.openxmlformats.org/drawingml/2006/picture">
+                <pic:pic xmlns:pic="http://schemas.openxmlformats.org/drawingml/2006/picture">
+                  <pic:nvPicPr>
+                    <pic:cNvPr id="0" name="" descr=""/>
+                    <pic:cNvPicPr>
+                      <a:picLocks noChangeAspect="1" noChangeArrowheads="1"/>
+                    </pic:cNvPicPr>
+                  </pic:nvPicPr>
+                  <pic:blipFill>
+                    <a:blip r:embed="rId6" cstate="none"/>
+                    <a:srcRect/>
+                    <a:stretch>
+                      <a:fillRect/>
+                    </a:stretch>
+                  </pic:blipFill>
+                  <pic:spPr bwMode="auto">
+                    <a:xfrm>
+                      <a:off x="0" y="0"/>
+                      <a:ext cx="6124575" cy="3933825"/>
+                    </a:xfrm>
+                    <a:prstGeom prst="rect">
+                      <a:avLst/>
+                    </a:prstGeom>
+                  </pic:spPr>
+                </pic:pic>
+              </a:graphicData>
+            </a:graphic>
+          </wp:inline>
+        </w:drawing>
+      </w:r>
+    </w:p>
+    <w:p>
+      <w:pPr>
+        <w:spacing w:after="160"/>
+      </w:pPr>
+      <w:r>
+        <w:rPr>
+          <w:i/>
+          <w:iCs/>
+          <w:color w:val="666666"/>
+          <w:sz w:val="18"/>
+          <w:szCs w:val="18"/>
+        </w:rPr>
+        <w:t xml:space="preserve">Étape 5 : onglet Flasher le Firmware, « Chercher la mise à jour » et « Effacement complet de la puce ».</w:t>
+      </w:r>
+    </w:p>
+    <w:p>
+      <w:pPr>
+        <w:keepNext/>
+        <w:spacing w:before="160"/>
+      </w:pPr>
+      <w:r>
+        <w:drawing>
+          <wp:inline distT="0" distB="0" distL="0" distR="0">
+            <wp:extent cx="6124575" cy="3933825"/>
+            <wp:effectExtent t="0" r="0" b="0" l="0"/>
+            <wp:docPr id="1" name="" descr="" title=""/>
+            <wp:cNvGraphicFramePr>
+              <a:graphicFrameLocks xmlns:a="http://schemas.openxmlformats.org/drawingml/2006/main" noChangeAspect="1"/>
+            </wp:cNvGraphicFramePr>
+            <a:graphic xmlns:a="http://schemas.openxmlformats.org/drawingml/2006/main">
+              <a:graphicData uri="http://schemas.openxmlformats.org/drawingml/2006/picture">
+                <pic:pic xmlns:pic="http://schemas.openxmlformats.org/drawingml/2006/picture">
+                  <pic:nvPicPr>
+                    <pic:cNvPr id="0" name="" descr=""/>
+                    <pic:cNvPicPr>
+                      <a:picLocks noChangeAspect="1" noChangeArrowheads="1"/>
+                    </pic:cNvPicPr>
+                  </pic:nvPicPr>
+                  <pic:blipFill>
+                    <a:blip r:embed="rId7" cstate="none"/>
+                    <a:srcRect/>
+                    <a:stretch>
+                      <a:fillRect/>
+                    </a:stretch>
+                  </pic:blipFill>
+                  <pic:spPr bwMode="auto">
+                    <a:xfrm>
+                      <a:off x="0" y="0"/>
+                      <a:ext cx="6124575" cy="3933825"/>
+                    </a:xfrm>
+                    <a:prstGeom prst="rect">
+                      <a:avLst/>
+                    </a:prstGeom>
+                  </pic:spPr>
+                </pic:pic>
+              </a:graphicData>
+            </a:graphic>
+          </wp:inline>
+        </w:drawing>
+      </w:r>
+    </w:p>
+    <w:p>
+      <w:pPr>
+        <w:spacing w:after="160"/>
+      </w:pPr>
+      <w:r>
+        <w:rPr>
+          <w:i/>
+          <w:iCs/>
+          <w:color w:val="666666"/>
+          <w:sz w:val="18"/>
+          <w:szCs w:val="18"/>
+        </w:rPr>
+        <w:t xml:space="preserve">Étape 6 : la fenêtre « Danger » après le flash ; cliquer « Fermer ».</w:t>
+      </w:r>
+    </w:p>
+    <w:p>
+      <w:pPr>
+        <w:keepNext/>
+        <w:spacing w:before="160"/>
+      </w:pPr>
+      <w:r>
+        <w:drawing>
+          <wp:inline distT="0" distB="0" distL="0" distR="0">
+            <wp:extent cx="6124575" cy="3933825"/>
+            <wp:effectExtent t="0" r="0" b="0" l="0"/>
+            <wp:docPr id="1" name="" descr="" title=""/>
+            <wp:cNvGraphicFramePr>
+              <a:graphicFrameLocks xmlns:a="http://schemas.openxmlformats.org/drawingml/2006/main" noChangeAspect="1"/>
+            </wp:cNvGraphicFramePr>
+            <a:graphic xmlns:a="http://schemas.openxmlformats.org/drawingml/2006/main">
+              <a:graphicData uri="http://schemas.openxmlformats.org/drawingml/2006/picture">
+                <pic:pic xmlns:pic="http://schemas.openxmlformats.org/drawingml/2006/picture">
+                  <pic:nvPicPr>
+                    <pic:cNvPr id="0" name="" descr=""/>
+                    <pic:cNvPicPr>
+                      <a:picLocks noChangeAspect="1" noChangeArrowheads="1"/>
+                    </pic:cNvPicPr>
+                  </pic:nvPicPr>
+                  <pic:blipFill>
+                    <a:blip r:embed="rId8" cstate="none"/>
+                    <a:srcRect/>
+                    <a:stretch>
+                      <a:fillRect/>
+                    </a:stretch>
+                  </pic:blipFill>
+                  <pic:spPr bwMode="auto">
+                    <a:xfrm>
+                      <a:off x="0" y="0"/>
+                      <a:ext cx="6124575" cy="3933825"/>
+                    </a:xfrm>
+                    <a:prstGeom prst="rect">
+                      <a:avLst/>
+                    </a:prstGeom>
+                  </pic:spPr>
+                </pic:pic>
+              </a:graphicData>
+            </a:graphic>
+          </wp:inline>
+        </w:drawing>
+      </w:r>
+    </w:p>
+    <w:p>
+      <w:pPr>
+        <w:spacing w:after="160"/>
+      </w:pPr>
+      <w:r>
+        <w:rPr>
+          <w:i/>
+          <w:iCs/>
+          <w:color w:val="666666"/>
+          <w:sz w:val="18"/>
+          <w:szCs w:val="18"/>
+        </w:rPr>
+        <w:t xml:space="preserve">Étape 7 : configuration KarRmen collée dans le CLI (204 lignes, aucune ERROR pendant l'essai).</w:t>
       </w:r>
     </w:p>
     <w:p>
@@ -504,6 +671,189 @@
     <w:p>
       <w:pPr>
         <w:keepNext/>
+        <w:spacing w:before="160"/>
+      </w:pPr>
+      <w:r>
+        <w:drawing>
+          <wp:inline distT="0" distB="0" distL="0" distR="0">
+            <wp:extent cx="6124575" cy="3933825"/>
+            <wp:effectExtent t="0" r="0" b="0" l="0"/>
+            <wp:docPr id="1" name="" descr="" title=""/>
+            <wp:cNvGraphicFramePr>
+              <a:graphicFrameLocks xmlns:a="http://schemas.openxmlformats.org/drawingml/2006/main" noChangeAspect="1"/>
+            </wp:cNvGraphicFramePr>
+            <a:graphic xmlns:a="http://schemas.openxmlformats.org/drawingml/2006/main">
+              <a:graphicData uri="http://schemas.openxmlformats.org/drawingml/2006/picture">
+                <pic:pic xmlns:pic="http://schemas.openxmlformats.org/drawingml/2006/picture">
+                  <pic:nvPicPr>
+                    <pic:cNvPr id="0" name="" descr=""/>
+                    <pic:cNvPicPr>
+                      <a:picLocks noChangeAspect="1" noChangeArrowheads="1"/>
+                    </pic:cNvPicPr>
+                  </pic:nvPicPr>
+                  <pic:blipFill>
+                    <a:blip r:embed="rId9" cstate="none"/>
+                    <a:srcRect/>
+                    <a:stretch>
+                      <a:fillRect/>
+                    </a:stretch>
+                  </pic:blipFill>
+                  <pic:spPr bwMode="auto">
+                    <a:xfrm>
+                      <a:off x="0" y="0"/>
+                      <a:ext cx="6124575" cy="3933825"/>
+                    </a:xfrm>
+                    <a:prstGeom prst="rect">
+                      <a:avLst/>
+                    </a:prstGeom>
+                  </pic:spPr>
+                </pic:pic>
+              </a:graphicData>
+            </a:graphic>
+          </wp:inline>
+        </w:drawing>
+      </w:r>
+    </w:p>
+    <w:p>
+      <w:pPr>
+        <w:spacing w:after="160"/>
+      </w:pPr>
+      <w:r>
+        <w:rPr>
+          <w:i/>
+          <w:iCs/>
+          <w:color w:val="666666"/>
+          <w:sz w:val="18"/>
+          <w:szCs w:val="18"/>
+        </w:rPr>
+        <w:t xml:space="preserve">TG-P2-1.2 : case Firmware, « TRUEGLIDE 2026.6.2 (1791465) ».</w:t>
+      </w:r>
+    </w:p>
+    <w:p>
+      <w:pPr>
+        <w:keepNext/>
+        <w:spacing w:before="160"/>
+      </w:pPr>
+      <w:r>
+        <w:drawing>
+          <wp:inline distT="0" distB="0" distL="0" distR="0">
+            <wp:extent cx="6124575" cy="3933825"/>
+            <wp:effectExtent t="0" r="0" b="0" l="0"/>
+            <wp:docPr id="1" name="" descr="" title=""/>
+            <wp:cNvGraphicFramePr>
+              <a:graphicFrameLocks xmlns:a="http://schemas.openxmlformats.org/drawingml/2006/main" noChangeAspect="1"/>
+            </wp:cNvGraphicFramePr>
+            <a:graphic xmlns:a="http://schemas.openxmlformats.org/drawingml/2006/main">
+              <a:graphicData uri="http://schemas.openxmlformats.org/drawingml/2006/picture">
+                <pic:pic xmlns:pic="http://schemas.openxmlformats.org/drawingml/2006/picture">
+                  <pic:nvPicPr>
+                    <pic:cNvPr id="0" name="" descr=""/>
+                    <pic:cNvPicPr>
+                      <a:picLocks noChangeAspect="1" noChangeArrowheads="1"/>
+                    </pic:cNvPicPr>
+                  </pic:nvPicPr>
+                  <pic:blipFill>
+                    <a:blip r:embed="rId10" cstate="none"/>
+                    <a:srcRect/>
+                    <a:stretch>
+                      <a:fillRect/>
+                    </a:stretch>
+                  </pic:blipFill>
+                  <pic:spPr bwMode="auto">
+                    <a:xfrm>
+                      <a:off x="0" y="0"/>
+                      <a:ext cx="6124575" cy="3933825"/>
+                    </a:xfrm>
+                    <a:prstGeom prst="rect">
+                      <a:avLst/>
+                    </a:prstGeom>
+                  </pic:spPr>
+                </pic:pic>
+              </a:graphicData>
+            </a:graphic>
+          </wp:inline>
+        </w:drawing>
+      </w:r>
+    </w:p>
+    <w:p>
+      <w:pPr>
+        <w:spacing w:after="160"/>
+      </w:pPr>
+      <w:r>
+        <w:rPr>
+          <w:i/>
+          <w:iCs/>
+          <w:color w:val="666666"/>
+          <w:sz w:val="18"/>
+          <w:szCs w:val="18"/>
+        </w:rPr>
+        <w:t xml:space="preserve">TG-P2-1.3 : SPEEDYBEEF405MINI, sous le titre Tableau de bord.</w:t>
+      </w:r>
+    </w:p>
+    <w:p>
+      <w:pPr>
+        <w:keepNext/>
+        <w:spacing w:before="160"/>
+      </w:pPr>
+      <w:r>
+        <w:drawing>
+          <wp:inline distT="0" distB="0" distL="0" distR="0">
+            <wp:extent cx="6124575" cy="3933825"/>
+            <wp:effectExtent t="0" r="0" b="0" l="0"/>
+            <wp:docPr id="1" name="" descr="" title=""/>
+            <wp:cNvGraphicFramePr>
+              <a:graphicFrameLocks xmlns:a="http://schemas.openxmlformats.org/drawingml/2006/main" noChangeAspect="1"/>
+            </wp:cNvGraphicFramePr>
+            <a:graphic xmlns:a="http://schemas.openxmlformats.org/drawingml/2006/main">
+              <a:graphicData uri="http://schemas.openxmlformats.org/drawingml/2006/picture">
+                <pic:pic xmlns:pic="http://schemas.openxmlformats.org/drawingml/2006/picture">
+                  <pic:nvPicPr>
+                    <pic:cNvPr id="0" name="" descr=""/>
+                    <pic:cNvPicPr>
+                      <a:picLocks noChangeAspect="1" noChangeArrowheads="1"/>
+                    </pic:cNvPicPr>
+                  </pic:nvPicPr>
+                  <pic:blipFill>
+                    <a:blip r:embed="rId11" cstate="none"/>
+                    <a:srcRect/>
+                    <a:stretch>
+                      <a:fillRect/>
+                    </a:stretch>
+                  </pic:blipFill>
+                  <pic:spPr bwMode="auto">
+                    <a:xfrm>
+                      <a:off x="0" y="0"/>
+                      <a:ext cx="6124575" cy="3933825"/>
+                    </a:xfrm>
+                    <a:prstGeom prst="rect">
+                      <a:avLst/>
+                    </a:prstGeom>
+                  </pic:spPr>
+                </pic:pic>
+              </a:graphicData>
+            </a:graphic>
+          </wp:inline>
+        </w:drawing>
+      </w:r>
+    </w:p>
+    <w:p>
+      <w:pPr>
+        <w:spacing w:after="160"/>
+      </w:pPr>
+      <w:r>
+        <w:rPr>
+          <w:i/>
+          <w:iCs/>
+          <w:color w:val="666666"/>
+          <w:sz w:val="18"/>
+          <w:szCs w:val="18"/>
+        </w:rPr>
+        <w:t xml:space="preserve">TG-P2-1.4 : case Fonctions TrueGlide, tout sur « Désactivé », Speeder « 60° ».</w:t>
+      </w:r>
+    </w:p>
+    <w:p>
+      <w:pPr>
+        <w:keepNext/>
         <w:spacing w:before="240" w:after="100"/>
       </w:pPr>
       <w:r>
@@ -747,7 +1097,7 @@
               <w:t xml:space="preserve">TG-P2-2.3 </w:t>
             </w:r>
             <w:r>
-              <w:t xml:space="preserve">Onglet Installation, drone posé à plat : « Calibrer l'accéléromètre ». Ensuite, le modèle 3D est à plat ?</w:t>
+              <w:t xml:space="preserve">Onglet Capteurs, case « Accéléromètre », drone posé à plat : cliquer « Calibrer ». Ensuite, le modèle 3D est à plat ?</w:t>
             </w:r>
           </w:p>
         </w:tc>
@@ -825,7 +1175,7 @@
               <w:t xml:space="preserve">TG-P2-2.4 </w:t>
             </w:r>
             <w:r>
-              <w:t xml:space="preserve">En penchant le drone en roulis, en tangage, puis en le tournant (lacet), le modèle 3D suit dans le même sens ?</w:t>
+              <w:t xml:space="preserve">Onglet Installation : en penchant le drone en roulis, en tangage, puis en le tournant (lacet), le modèle 3D suit dans le même sens ?</w:t>
             </w:r>
           </w:p>
         </w:tc>
@@ -881,6 +1231,250 @@
         </w:tc>
       </w:tr>
     </w:tbl>
+    <w:p>
+      <w:pPr>
+        <w:keepNext/>
+        <w:spacing w:before="160"/>
+      </w:pPr>
+      <w:r>
+        <w:drawing>
+          <wp:inline distT="0" distB="0" distL="0" distR="0">
+            <wp:extent cx="6124575" cy="3933825"/>
+            <wp:effectExtent t="0" r="0" b="0" l="0"/>
+            <wp:docPr id="1" name="" descr="" title=""/>
+            <wp:cNvGraphicFramePr>
+              <a:graphicFrameLocks xmlns:a="http://schemas.openxmlformats.org/drawingml/2006/main" noChangeAspect="1"/>
+            </wp:cNvGraphicFramePr>
+            <a:graphic xmlns:a="http://schemas.openxmlformats.org/drawingml/2006/main">
+              <a:graphicData uri="http://schemas.openxmlformats.org/drawingml/2006/picture">
+                <pic:pic xmlns:pic="http://schemas.openxmlformats.org/drawingml/2006/picture">
+                  <pic:nvPicPr>
+                    <pic:cNvPr id="0" name="" descr=""/>
+                    <pic:cNvPicPr>
+                      <a:picLocks noChangeAspect="1" noChangeArrowheads="1"/>
+                    </pic:cNvPicPr>
+                  </pic:nvPicPr>
+                  <pic:blipFill>
+                    <a:blip r:embed="rId12" cstate="none"/>
+                    <a:srcRect/>
+                    <a:stretch>
+                      <a:fillRect/>
+                    </a:stretch>
+                  </pic:blipFill>
+                  <pic:spPr bwMode="auto">
+                    <a:xfrm>
+                      <a:off x="0" y="0"/>
+                      <a:ext cx="6124575" cy="3933825"/>
+                    </a:xfrm>
+                    <a:prstGeom prst="rect">
+                      <a:avLst/>
+                    </a:prstGeom>
+                  </pic:spPr>
+                </pic:pic>
+              </a:graphicData>
+            </a:graphic>
+          </wp:inline>
+        </w:drawing>
+      </w:r>
+    </w:p>
+    <w:p>
+      <w:pPr>
+        <w:spacing w:after="160"/>
+      </w:pPr>
+      <w:r>
+        <w:rPr>
+          <w:i/>
+          <w:iCs/>
+          <w:color w:val="666666"/>
+          <w:sz w:val="18"/>
+          <w:szCs w:val="18"/>
+        </w:rPr>
+        <w:t xml:space="preserve">TG-P2-2.1 et 2.2 : réponse de status ; GYRO, ACC, BARO, puis GYRO rate et I2C.</w:t>
+      </w:r>
+    </w:p>
+    <w:p>
+      <w:pPr>
+        <w:keepNext/>
+        <w:spacing w:before="160"/>
+      </w:pPr>
+      <w:r>
+        <w:drawing>
+          <wp:inline distT="0" distB="0" distL="0" distR="0">
+            <wp:extent cx="6124575" cy="3933825"/>
+            <wp:effectExtent t="0" r="0" b="0" l="0"/>
+            <wp:docPr id="1" name="" descr="" title=""/>
+            <wp:cNvGraphicFramePr>
+              <a:graphicFrameLocks xmlns:a="http://schemas.openxmlformats.org/drawingml/2006/main" noChangeAspect="1"/>
+            </wp:cNvGraphicFramePr>
+            <a:graphic xmlns:a="http://schemas.openxmlformats.org/drawingml/2006/main">
+              <a:graphicData uri="http://schemas.openxmlformats.org/drawingml/2006/picture">
+                <pic:pic xmlns:pic="http://schemas.openxmlformats.org/drawingml/2006/picture">
+                  <pic:nvPicPr>
+                    <pic:cNvPr id="0" name="" descr=""/>
+                    <pic:cNvPicPr>
+                      <a:picLocks noChangeAspect="1" noChangeArrowheads="1"/>
+                    </pic:cNvPicPr>
+                  </pic:nvPicPr>
+                  <pic:blipFill>
+                    <a:blip r:embed="rId13" cstate="none"/>
+                    <a:srcRect/>
+                    <a:stretch>
+                      <a:fillRect/>
+                    </a:stretch>
+                  </pic:blipFill>
+                  <pic:spPr bwMode="auto">
+                    <a:xfrm>
+                      <a:off x="0" y="0"/>
+                      <a:ext cx="6124575" cy="3933825"/>
+                    </a:xfrm>
+                    <a:prstGeom prst="rect">
+                      <a:avLst/>
+                    </a:prstGeom>
+                  </pic:spPr>
+                </pic:pic>
+              </a:graphicData>
+            </a:graphic>
+          </wp:inline>
+        </w:drawing>
+      </w:r>
+    </w:p>
+    <w:p>
+      <w:pPr>
+        <w:spacing w:after="160"/>
+      </w:pPr>
+      <w:r>
+        <w:rPr>
+          <w:i/>
+          <w:iCs/>
+          <w:color w:val="666666"/>
+          <w:sz w:val="18"/>
+          <w:szCs w:val="18"/>
+        </w:rPr>
+        <w:t xml:space="preserve">TG-P2-2.1 : les mêmes capteurs dans l'onglet Capteurs (Gyro 1, Accéléromètre, Baromètre).</w:t>
+      </w:r>
+    </w:p>
+    <w:p>
+      <w:pPr>
+        <w:keepNext/>
+        <w:spacing w:before="160"/>
+      </w:pPr>
+      <w:r>
+        <w:drawing>
+          <wp:inline distT="0" distB="0" distL="0" distR="0">
+            <wp:extent cx="6124575" cy="3933825"/>
+            <wp:effectExtent t="0" r="0" b="0" l="0"/>
+            <wp:docPr id="1" name="" descr="" title=""/>
+            <wp:cNvGraphicFramePr>
+              <a:graphicFrameLocks xmlns:a="http://schemas.openxmlformats.org/drawingml/2006/main" noChangeAspect="1"/>
+            </wp:cNvGraphicFramePr>
+            <a:graphic xmlns:a="http://schemas.openxmlformats.org/drawingml/2006/main">
+              <a:graphicData uri="http://schemas.openxmlformats.org/drawingml/2006/picture">
+                <pic:pic xmlns:pic="http://schemas.openxmlformats.org/drawingml/2006/picture">
+                  <pic:nvPicPr>
+                    <pic:cNvPr id="0" name="" descr=""/>
+                    <pic:cNvPicPr>
+                      <a:picLocks noChangeAspect="1" noChangeArrowheads="1"/>
+                    </pic:cNvPicPr>
+                  </pic:nvPicPr>
+                  <pic:blipFill>
+                    <a:blip r:embed="rId14" cstate="none"/>
+                    <a:srcRect/>
+                    <a:stretch>
+                      <a:fillRect/>
+                    </a:stretch>
+                  </pic:blipFill>
+                  <pic:spPr bwMode="auto">
+                    <a:xfrm>
+                      <a:off x="0" y="0"/>
+                      <a:ext cx="6124575" cy="3933825"/>
+                    </a:xfrm>
+                    <a:prstGeom prst="rect">
+                      <a:avLst/>
+                    </a:prstGeom>
+                  </pic:spPr>
+                </pic:pic>
+              </a:graphicData>
+            </a:graphic>
+          </wp:inline>
+        </w:drawing>
+      </w:r>
+    </w:p>
+    <w:p>
+      <w:pPr>
+        <w:spacing w:after="160"/>
+      </w:pPr>
+      <w:r>
+        <w:rPr>
+          <w:i/>
+          <w:iCs/>
+          <w:color w:val="666666"/>
+          <w:sz w:val="18"/>
+          <w:szCs w:val="18"/>
+        </w:rPr>
+        <w:t xml:space="preserve">TG-P2-2.3 : onglet Capteurs, case Accéléromètre, bouton « Calibrer ».</w:t>
+      </w:r>
+    </w:p>
+    <w:p>
+      <w:pPr>
+        <w:keepNext/>
+        <w:spacing w:before="160"/>
+      </w:pPr>
+      <w:r>
+        <w:drawing>
+          <wp:inline distT="0" distB="0" distL="0" distR="0">
+            <wp:extent cx="6124575" cy="3933825"/>
+            <wp:effectExtent t="0" r="0" b="0" l="0"/>
+            <wp:docPr id="1" name="" descr="" title=""/>
+            <wp:cNvGraphicFramePr>
+              <a:graphicFrameLocks xmlns:a="http://schemas.openxmlformats.org/drawingml/2006/main" noChangeAspect="1"/>
+            </wp:cNvGraphicFramePr>
+            <a:graphic xmlns:a="http://schemas.openxmlformats.org/drawingml/2006/main">
+              <a:graphicData uri="http://schemas.openxmlformats.org/drawingml/2006/picture">
+                <pic:pic xmlns:pic="http://schemas.openxmlformats.org/drawingml/2006/picture">
+                  <pic:nvPicPr>
+                    <pic:cNvPr id="0" name="" descr=""/>
+                    <pic:cNvPicPr>
+                      <a:picLocks noChangeAspect="1" noChangeArrowheads="1"/>
+                    </pic:cNvPicPr>
+                  </pic:nvPicPr>
+                  <pic:blipFill>
+                    <a:blip r:embed="rId15" cstate="none"/>
+                    <a:srcRect/>
+                    <a:stretch>
+                      <a:fillRect/>
+                    </a:stretch>
+                  </pic:blipFill>
+                  <pic:spPr bwMode="auto">
+                    <a:xfrm>
+                      <a:off x="0" y="0"/>
+                      <a:ext cx="6124575" cy="3933825"/>
+                    </a:xfrm>
+                    <a:prstGeom prst="rect">
+                      <a:avLst/>
+                    </a:prstGeom>
+                  </pic:spPr>
+                </pic:pic>
+              </a:graphicData>
+            </a:graphic>
+          </wp:inline>
+        </w:drawing>
+      </w:r>
+    </w:p>
+    <w:p>
+      <w:pPr>
+        <w:spacing w:after="160"/>
+      </w:pPr>
+      <w:r>
+        <w:rPr>
+          <w:i/>
+          <w:iCs/>
+          <w:color w:val="666666"/>
+          <w:sz w:val="18"/>
+          <w:szCs w:val="18"/>
+        </w:rPr>
+        <w:t xml:space="preserve">TG-P2-2.4 : onglet Installation, le modèle 3D ; il bouge avec le vrai drone.</w:t>
+      </w:r>
+    </w:p>
     <w:p>
       <w:pPr>
         <w:keepNext/>
@@ -936,7 +1530,7 @@
               <w:t xml:space="preserve">TG-P2-3.1 </w:t>
             </w:r>
             <w:r>
-              <w:t xml:space="preserve">Onglet Récepteur : chaque voie (roulis, tangage, lacet, gaz) bouge dans le bon sens quand on bouge les manches ?</w:t>
+              <w:t xml:space="preserve">Onglet Récepteur : chaque barre (Roll, Pitch, Yaw, Throttle) bouge dans le bon sens quand on bouge les manches ?</w:t>
             </w:r>
           </w:p>
         </w:tc>
@@ -1014,7 +1608,7 @@
               <w:t xml:space="preserve">TG-P2-3.2 </w:t>
             </w:r>
             <w:r>
-              <w:t xml:space="preserve">Onglet Récepteur : les voies vont d'environ 1000 à 2000 ?</w:t>
+              <w:t xml:space="preserve">Onglet Récepteur : les barres vont d'environ 1000 à 2000 ?</w:t>
             </w:r>
           </w:p>
         </w:tc>
@@ -1226,6 +1820,189 @@
         </w:tc>
       </w:tr>
     </w:tbl>
+    <w:p>
+      <w:pPr>
+        <w:keepNext/>
+        <w:spacing w:before="160"/>
+      </w:pPr>
+      <w:r>
+        <w:drawing>
+          <wp:inline distT="0" distB="0" distL="0" distR="0">
+            <wp:extent cx="6124575" cy="3933825"/>
+            <wp:effectExtent t="0" r="0" b="0" l="0"/>
+            <wp:docPr id="1" name="" descr="" title=""/>
+            <wp:cNvGraphicFramePr>
+              <a:graphicFrameLocks xmlns:a="http://schemas.openxmlformats.org/drawingml/2006/main" noChangeAspect="1"/>
+            </wp:cNvGraphicFramePr>
+            <a:graphic xmlns:a="http://schemas.openxmlformats.org/drawingml/2006/main">
+              <a:graphicData uri="http://schemas.openxmlformats.org/drawingml/2006/picture">
+                <pic:pic xmlns:pic="http://schemas.openxmlformats.org/drawingml/2006/picture">
+                  <pic:nvPicPr>
+                    <pic:cNvPr id="0" name="" descr=""/>
+                    <pic:cNvPicPr>
+                      <a:picLocks noChangeAspect="1" noChangeArrowheads="1"/>
+                    </pic:cNvPicPr>
+                  </pic:nvPicPr>
+                  <pic:blipFill>
+                    <a:blip r:embed="rId16" cstate="none"/>
+                    <a:srcRect/>
+                    <a:stretch>
+                      <a:fillRect/>
+                    </a:stretch>
+                  </pic:blipFill>
+                  <pic:spPr bwMode="auto">
+                    <a:xfrm>
+                      <a:off x="0" y="0"/>
+                      <a:ext cx="6124575" cy="3933825"/>
+                    </a:xfrm>
+                    <a:prstGeom prst="rect">
+                      <a:avLst/>
+                    </a:prstGeom>
+                  </pic:spPr>
+                </pic:pic>
+              </a:graphicData>
+            </a:graphic>
+          </wp:inline>
+        </w:drawing>
+      </w:r>
+    </w:p>
+    <w:p>
+      <w:pPr>
+        <w:spacing w:after="160"/>
+      </w:pPr>
+      <w:r>
+        <w:rPr>
+          <w:i/>
+          <w:iCs/>
+          <w:color w:val="666666"/>
+          <w:sz w:val="18"/>
+          <w:szCs w:val="18"/>
+        </w:rPr>
+        <w:t xml:space="preserve">TG-P2-3.1 et 3.2 : onglet Récepteur, les barres des voies (ici à 1500, sans radio).</w:t>
+      </w:r>
+    </w:p>
+    <w:p>
+      <w:pPr>
+        <w:keepNext/>
+        <w:spacing w:before="160"/>
+      </w:pPr>
+      <w:r>
+        <w:drawing>
+          <wp:inline distT="0" distB="0" distL="0" distR="0">
+            <wp:extent cx="6124575" cy="3933825"/>
+            <wp:effectExtent t="0" r="0" b="0" l="0"/>
+            <wp:docPr id="1" name="" descr="" title=""/>
+            <wp:cNvGraphicFramePr>
+              <a:graphicFrameLocks xmlns:a="http://schemas.openxmlformats.org/drawingml/2006/main" noChangeAspect="1"/>
+            </wp:cNvGraphicFramePr>
+            <a:graphic xmlns:a="http://schemas.openxmlformats.org/drawingml/2006/main">
+              <a:graphicData uri="http://schemas.openxmlformats.org/drawingml/2006/picture">
+                <pic:pic xmlns:pic="http://schemas.openxmlformats.org/drawingml/2006/picture">
+                  <pic:nvPicPr>
+                    <pic:cNvPr id="0" name="" descr=""/>
+                    <pic:cNvPicPr>
+                      <a:picLocks noChangeAspect="1" noChangeArrowheads="1"/>
+                    </pic:cNvPicPr>
+                  </pic:nvPicPr>
+                  <pic:blipFill>
+                    <a:blip r:embed="rId17" cstate="none"/>
+                    <a:srcRect/>
+                    <a:stretch>
+                      <a:fillRect/>
+                    </a:stretch>
+                  </pic:blipFill>
+                  <pic:spPr bwMode="auto">
+                    <a:xfrm>
+                      <a:off x="0" y="0"/>
+                      <a:ext cx="6124575" cy="3933825"/>
+                    </a:xfrm>
+                    <a:prstGeom prst="rect">
+                      <a:avLst/>
+                    </a:prstGeom>
+                  </pic:spPr>
+                </pic:pic>
+              </a:graphicData>
+            </a:graphic>
+          </wp:inline>
+        </w:drawing>
+      </w:r>
+    </w:p>
+    <w:p>
+      <w:pPr>
+        <w:spacing w:after="160"/>
+      </w:pPr>
+      <w:r>
+        <w:rPr>
+          <w:i/>
+          <w:iCs/>
+          <w:color w:val="666666"/>
+          <w:sz w:val="18"/>
+          <w:szCs w:val="18"/>
+        </w:rPr>
+        <w:t xml:space="preserve">TG-P2-3.3 : onglet Modes, la liste des modes.</w:t>
+      </w:r>
+    </w:p>
+    <w:p>
+      <w:pPr>
+        <w:keepNext/>
+        <w:spacing w:before="160"/>
+      </w:pPr>
+      <w:r>
+        <w:drawing>
+          <wp:inline distT="0" distB="0" distL="0" distR="0">
+            <wp:extent cx="6124575" cy="3933825"/>
+            <wp:effectExtent t="0" r="0" b="0" l="0"/>
+            <wp:docPr id="1" name="" descr="" title=""/>
+            <wp:cNvGraphicFramePr>
+              <a:graphicFrameLocks xmlns:a="http://schemas.openxmlformats.org/drawingml/2006/main" noChangeAspect="1"/>
+            </wp:cNvGraphicFramePr>
+            <a:graphic xmlns:a="http://schemas.openxmlformats.org/drawingml/2006/main">
+              <a:graphicData uri="http://schemas.openxmlformats.org/drawingml/2006/picture">
+                <pic:pic xmlns:pic="http://schemas.openxmlformats.org/drawingml/2006/picture">
+                  <pic:nvPicPr>
+                    <pic:cNvPr id="0" name="" descr=""/>
+                    <pic:cNvPicPr>
+                      <a:picLocks noChangeAspect="1" noChangeArrowheads="1"/>
+                    </pic:cNvPicPr>
+                  </pic:nvPicPr>
+                  <pic:blipFill>
+                    <a:blip r:embed="rId18" cstate="none"/>
+                    <a:srcRect/>
+                    <a:stretch>
+                      <a:fillRect/>
+                    </a:stretch>
+                  </pic:blipFill>
+                  <pic:spPr bwMode="auto">
+                    <a:xfrm>
+                      <a:off x="0" y="0"/>
+                      <a:ext cx="6124575" cy="3933825"/>
+                    </a:xfrm>
+                    <a:prstGeom prst="rect">
+                      <a:avLst/>
+                    </a:prstGeom>
+                  </pic:spPr>
+                </pic:pic>
+              </a:graphicData>
+            </a:graphic>
+          </wp:inline>
+        </w:drawing>
+      </w:r>
+    </w:p>
+    <w:p>
+      <w:pPr>
+        <w:spacing w:after="160"/>
+      </w:pPr>
+      <w:r>
+        <w:rPr>
+          <w:i/>
+          <w:iCs/>
+          <w:color w:val="666666"/>
+          <w:sz w:val="18"/>
+          <w:szCs w:val="18"/>
+        </w:rPr>
+        <w:t xml:space="preserve">TG-P2-3.4 : Tableau de bord, case Drone, RX_FAILSAFE quand la radio est éteinte.</w:t>
+      </w:r>
+    </w:p>
     <w:p>
       <w:pPr>
         <w:keepNext/>
@@ -1240,32 +2017,6 @@
           <w:szCs w:val="25"/>
         </w:rPr>
         <w:t xml:space="preserve">TG-P2-4. Moteurs (HÉLICES RETIRÉES, batterie branchée)</w:t>
-      </w:r>
-    </w:p>
-    <w:p>
-      <w:pPr>
-        <w:spacing w:after="100"/>
-      </w:pPr>
-      <w:r>
-        <w:t xml:space="preserve">Onglet « Ligne de commande (CLI) » : taper </w:t>
-      </w:r>
-      <w:r>
-        <w:rPr>
-          <w:rFonts w:ascii="Consolas" w:cs="Consolas" w:eastAsia="Consolas" w:hAnsi="Consolas"/>
-        </w:rPr>
-        <w:t xml:space="preserve">get motor_pwm_protocol</w:t>
-      </w:r>
-      <w:r>
-        <w:t xml:space="preserve"> puis </w:t>
-      </w:r>
-      <w:r>
-        <w:rPr>
-          <w:rFonts w:ascii="Consolas" w:cs="Consolas" w:eastAsia="Consolas" w:hAnsi="Consolas"/>
-        </w:rPr>
-        <w:t xml:space="preserve">get dshot_bidir</w:t>
-      </w:r>
-      <w:r>
-        <w:t xml:space="preserve">.</w:t>
       </w:r>
     </w:p>
     <w:tbl>
@@ -1307,13 +2058,7 @@
               <w:t xml:space="preserve">TG-P2-4.1 </w:t>
             </w:r>
             <w:r>
-              <w:rPr>
-                <w:rFonts w:ascii="Consolas" w:cs="Consolas" w:eastAsia="Consolas" w:hAnsi="Consolas"/>
-              </w:rPr>
-              <w:t xml:space="preserve">motor_pwm_protocol</w:t>
-            </w:r>
-            <w:r>
-              <w:t xml:space="preserve"> répond DSHOT300 ou DSHOT600 ?</w:t>
+              <w:t xml:space="preserve">Onglet Moteurs, case « Fonctionnalités ESC/Moteur » : le protocole est DSHOT300 ou DSHOT600 ?</w:t>
             </w:r>
           </w:p>
         </w:tc>
@@ -1391,13 +2136,7 @@
               <w:t xml:space="preserve">TG-P2-4.2 </w:t>
             </w:r>
             <w:r>
-              <w:rPr>
-                <w:rFonts w:ascii="Consolas" w:cs="Consolas" w:eastAsia="Consolas" w:hAnsi="Consolas"/>
-              </w:rPr>
-              <w:t xml:space="preserve">dshot_bidir</w:t>
-            </w:r>
-            <w:r>
-              <w:t xml:space="preserve"> répond ON ?</w:t>
+              <w:t xml:space="preserve">Même case : l'interrupteur « DShot bi-directionnel » est activé ?</w:t>
             </w:r>
           </w:p>
         </w:tc>
@@ -1475,7 +2214,7 @@
               <w:t xml:space="preserve">TG-P2-4.3 </w:t>
             </w:r>
             <w:r>
-              <w:t xml:space="preserve">Onglet Moteurs : cocher « Je comprends les risques », monter doucement le curseur de chaque moteur. La vitesse (tr/min) s'affiche sous le moteur qui tourne ?</w:t>
+              <w:t xml:space="preserve">Activer « Je comprends les risques », puis monter doucement le curseur de chaque moteur : la ligne « RPM » de ce moteur change quand il tourne ?</w:t>
             </w:r>
           </w:p>
         </w:tc>
@@ -1531,6 +2270,189 @@
         </w:tc>
       </w:tr>
     </w:tbl>
+    <w:p>
+      <w:pPr>
+        <w:keepNext/>
+        <w:spacing w:before="160"/>
+      </w:pPr>
+      <w:r>
+        <w:drawing>
+          <wp:inline distT="0" distB="0" distL="0" distR="0">
+            <wp:extent cx="6124575" cy="3933825"/>
+            <wp:effectExtent t="0" r="0" b="0" l="0"/>
+            <wp:docPr id="1" name="" descr="" title=""/>
+            <wp:cNvGraphicFramePr>
+              <a:graphicFrameLocks xmlns:a="http://schemas.openxmlformats.org/drawingml/2006/main" noChangeAspect="1"/>
+            </wp:cNvGraphicFramePr>
+            <a:graphic xmlns:a="http://schemas.openxmlformats.org/drawingml/2006/main">
+              <a:graphicData uri="http://schemas.openxmlformats.org/drawingml/2006/picture">
+                <pic:pic xmlns:pic="http://schemas.openxmlformats.org/drawingml/2006/picture">
+                  <pic:nvPicPr>
+                    <pic:cNvPr id="0" name="" descr=""/>
+                    <pic:cNvPicPr>
+                      <a:picLocks noChangeAspect="1" noChangeArrowheads="1"/>
+                    </pic:cNvPicPr>
+                  </pic:nvPicPr>
+                  <pic:blipFill>
+                    <a:blip r:embed="rId19" cstate="none"/>
+                    <a:srcRect/>
+                    <a:stretch>
+                      <a:fillRect/>
+                    </a:stretch>
+                  </pic:blipFill>
+                  <pic:spPr bwMode="auto">
+                    <a:xfrm>
+                      <a:off x="0" y="0"/>
+                      <a:ext cx="6124575" cy="3933825"/>
+                    </a:xfrm>
+                    <a:prstGeom prst="rect">
+                      <a:avLst/>
+                    </a:prstGeom>
+                  </pic:spPr>
+                </pic:pic>
+              </a:graphicData>
+            </a:graphic>
+          </wp:inline>
+        </w:drawing>
+      </w:r>
+    </w:p>
+    <w:p>
+      <w:pPr>
+        <w:spacing w:after="160"/>
+      </w:pPr>
+      <w:r>
+        <w:rPr>
+          <w:i/>
+          <w:iCs/>
+          <w:color w:val="666666"/>
+          <w:sz w:val="18"/>
+          <w:szCs w:val="18"/>
+        </w:rPr>
+        <w:t xml:space="preserve">TG-P2-4.1 : protocole DSHOT300, case Fonctionnalités ESC/Moteur.</w:t>
+      </w:r>
+    </w:p>
+    <w:p>
+      <w:pPr>
+        <w:keepNext/>
+        <w:spacing w:before="160"/>
+      </w:pPr>
+      <w:r>
+        <w:drawing>
+          <wp:inline distT="0" distB="0" distL="0" distR="0">
+            <wp:extent cx="6124575" cy="3933825"/>
+            <wp:effectExtent t="0" r="0" b="0" l="0"/>
+            <wp:docPr id="1" name="" descr="" title=""/>
+            <wp:cNvGraphicFramePr>
+              <a:graphicFrameLocks xmlns:a="http://schemas.openxmlformats.org/drawingml/2006/main" noChangeAspect="1"/>
+            </wp:cNvGraphicFramePr>
+            <a:graphic xmlns:a="http://schemas.openxmlformats.org/drawingml/2006/main">
+              <a:graphicData uri="http://schemas.openxmlformats.org/drawingml/2006/picture">
+                <pic:pic xmlns:pic="http://schemas.openxmlformats.org/drawingml/2006/picture">
+                  <pic:nvPicPr>
+                    <pic:cNvPr id="0" name="" descr=""/>
+                    <pic:cNvPicPr>
+                      <a:picLocks noChangeAspect="1" noChangeArrowheads="1"/>
+                    </pic:cNvPicPr>
+                  </pic:nvPicPr>
+                  <pic:blipFill>
+                    <a:blip r:embed="rId20" cstate="none"/>
+                    <a:srcRect/>
+                    <a:stretch>
+                      <a:fillRect/>
+                    </a:stretch>
+                  </pic:blipFill>
+                  <pic:spPr bwMode="auto">
+                    <a:xfrm>
+                      <a:off x="0" y="0"/>
+                      <a:ext cx="6124575" cy="3933825"/>
+                    </a:xfrm>
+                    <a:prstGeom prst="rect">
+                      <a:avLst/>
+                    </a:prstGeom>
+                  </pic:spPr>
+                </pic:pic>
+              </a:graphicData>
+            </a:graphic>
+          </wp:inline>
+        </w:drawing>
+      </w:r>
+    </w:p>
+    <w:p>
+      <w:pPr>
+        <w:spacing w:after="160"/>
+      </w:pPr>
+      <w:r>
+        <w:rPr>
+          <w:i/>
+          <w:iCs/>
+          <w:color w:val="666666"/>
+          <w:sz w:val="18"/>
+          <w:szCs w:val="18"/>
+        </w:rPr>
+        <w:t xml:space="preserve">TG-P2-4.2 : interrupteur « DShot bi-directionnel » activé.</w:t>
+      </w:r>
+    </w:p>
+    <w:p>
+      <w:pPr>
+        <w:keepNext/>
+        <w:spacing w:before="160"/>
+      </w:pPr>
+      <w:r>
+        <w:drawing>
+          <wp:inline distT="0" distB="0" distL="0" distR="0">
+            <wp:extent cx="6124575" cy="3933825"/>
+            <wp:effectExtent t="0" r="0" b="0" l="0"/>
+            <wp:docPr id="1" name="" descr="" title=""/>
+            <wp:cNvGraphicFramePr>
+              <a:graphicFrameLocks xmlns:a="http://schemas.openxmlformats.org/drawingml/2006/main" noChangeAspect="1"/>
+            </wp:cNvGraphicFramePr>
+            <a:graphic xmlns:a="http://schemas.openxmlformats.org/drawingml/2006/main">
+              <a:graphicData uri="http://schemas.openxmlformats.org/drawingml/2006/picture">
+                <pic:pic xmlns:pic="http://schemas.openxmlformats.org/drawingml/2006/picture">
+                  <pic:nvPicPr>
+                    <pic:cNvPr id="0" name="" descr=""/>
+                    <pic:cNvPicPr>
+                      <a:picLocks noChangeAspect="1" noChangeArrowheads="1"/>
+                    </pic:cNvPicPr>
+                  </pic:nvPicPr>
+                  <pic:blipFill>
+                    <a:blip r:embed="rId21" cstate="none"/>
+                    <a:srcRect/>
+                    <a:stretch>
+                      <a:fillRect/>
+                    </a:stretch>
+                  </pic:blipFill>
+                  <pic:spPr bwMode="auto">
+                    <a:xfrm>
+                      <a:off x="0" y="0"/>
+                      <a:ext cx="6124575" cy="3933825"/>
+                    </a:xfrm>
+                    <a:prstGeom prst="rect">
+                      <a:avLst/>
+                    </a:prstGeom>
+                  </pic:spPr>
+                </pic:pic>
+              </a:graphicData>
+            </a:graphic>
+          </wp:inline>
+        </w:drawing>
+      </w:r>
+    </w:p>
+    <w:p>
+      <w:pPr>
+        <w:spacing w:after="160"/>
+      </w:pPr>
+      <w:r>
+        <w:rPr>
+          <w:i/>
+          <w:iCs/>
+          <w:color w:val="666666"/>
+          <w:sz w:val="18"/>
+          <w:szCs w:val="18"/>
+        </w:rPr>
+        <w:t xml:space="preserve">TG-P2-4.3 : « Je comprends les risques » ; les curseurs 1 à 4 et les lignes RPM.</w:t>
+      </w:r>
+    </w:p>
     <w:p>
       <w:pPr>
         <w:keepNext/>
@@ -2009,7 +2931,7 @@
               <w:t xml:space="preserve">TG-P2-6.2 </w:t>
             </w:r>
             <w:r>
-              <w:t xml:space="preserve">Tableau de bord : la tension de la batterie est la même qu'au multimètre, à 0,1 V près ?</w:t>
+              <w:t xml:space="preserve">Onglet « Alimentation et batterie », case « Etat alimentation » : la Tension est la même qu'au multimètre, à 0,1 V près ?</w:t>
             </w:r>
           </w:p>
         </w:tc>
@@ -2087,7 +3009,7 @@
               <w:t xml:space="preserve">TG-P2-6.3 </w:t>
             </w:r>
             <w:r>
-              <w:t xml:space="preserve">Onglet « Alimentation et batterie », moteurs arrêtés : le courant est proche de 0 A ?</w:t>
+              <w:t xml:space="preserve">Même case, moteurs arrêtés : l'Intensité est proche de 0 A ?</w:t>
             </w:r>
           </w:p>
         </w:tc>
@@ -2143,6 +3065,128 @@
         </w:tc>
       </w:tr>
     </w:tbl>
+    <w:p>
+      <w:pPr>
+        <w:keepNext/>
+        <w:spacing w:before="160"/>
+      </w:pPr>
+      <w:r>
+        <w:drawing>
+          <wp:inline distT="0" distB="0" distL="0" distR="0">
+            <wp:extent cx="6124575" cy="3933825"/>
+            <wp:effectExtent t="0" r="0" b="0" l="0"/>
+            <wp:docPr id="1" name="" descr="" title=""/>
+            <wp:cNvGraphicFramePr>
+              <a:graphicFrameLocks xmlns:a="http://schemas.openxmlformats.org/drawingml/2006/main" noChangeAspect="1"/>
+            </wp:cNvGraphicFramePr>
+            <a:graphic xmlns:a="http://schemas.openxmlformats.org/drawingml/2006/main">
+              <a:graphicData uri="http://schemas.openxmlformats.org/drawingml/2006/picture">
+                <pic:pic xmlns:pic="http://schemas.openxmlformats.org/drawingml/2006/picture">
+                  <pic:nvPicPr>
+                    <pic:cNvPr id="0" name="" descr=""/>
+                    <pic:cNvPicPr>
+                      <a:picLocks noChangeAspect="1" noChangeArrowheads="1"/>
+                    </pic:cNvPicPr>
+                  </pic:nvPicPr>
+                  <pic:blipFill>
+                    <a:blip r:embed="rId22" cstate="none"/>
+                    <a:srcRect/>
+                    <a:stretch>
+                      <a:fillRect/>
+                    </a:stretch>
+                  </pic:blipFill>
+                  <pic:spPr bwMode="auto">
+                    <a:xfrm>
+                      <a:off x="0" y="0"/>
+                      <a:ext cx="6124575" cy="3933825"/>
+                    </a:xfrm>
+                    <a:prstGeom prst="rect">
+                      <a:avLst/>
+                    </a:prstGeom>
+                  </pic:spPr>
+                </pic:pic>
+              </a:graphicData>
+            </a:graphic>
+          </wp:inline>
+        </w:drawing>
+      </w:r>
+    </w:p>
+    <w:p>
+      <w:pPr>
+        <w:spacing w:after="160"/>
+      </w:pPr>
+      <w:r>
+        <w:rPr>
+          <w:i/>
+          <w:iCs/>
+          <w:color w:val="666666"/>
+          <w:sz w:val="18"/>
+          <w:szCs w:val="18"/>
+        </w:rPr>
+        <w:t xml:space="preserve">TG-P2-6.2 : case Etat alimentation, ligne Tension (0,00 V ici : pas de batterie sur la carte simulée).</w:t>
+      </w:r>
+    </w:p>
+    <w:p>
+      <w:pPr>
+        <w:keepNext/>
+        <w:spacing w:before="160"/>
+      </w:pPr>
+      <w:r>
+        <w:drawing>
+          <wp:inline distT="0" distB="0" distL="0" distR="0">
+            <wp:extent cx="6124575" cy="3933825"/>
+            <wp:effectExtent t="0" r="0" b="0" l="0"/>
+            <wp:docPr id="1" name="" descr="" title=""/>
+            <wp:cNvGraphicFramePr>
+              <a:graphicFrameLocks xmlns:a="http://schemas.openxmlformats.org/drawingml/2006/main" noChangeAspect="1"/>
+            </wp:cNvGraphicFramePr>
+            <a:graphic xmlns:a="http://schemas.openxmlformats.org/drawingml/2006/main">
+              <a:graphicData uri="http://schemas.openxmlformats.org/drawingml/2006/picture">
+                <pic:pic xmlns:pic="http://schemas.openxmlformats.org/drawingml/2006/picture">
+                  <pic:nvPicPr>
+                    <pic:cNvPr id="0" name="" descr=""/>
+                    <pic:cNvPicPr>
+                      <a:picLocks noChangeAspect="1" noChangeArrowheads="1"/>
+                    </pic:cNvPicPr>
+                  </pic:nvPicPr>
+                  <pic:blipFill>
+                    <a:blip r:embed="rId23" cstate="none"/>
+                    <a:srcRect/>
+                    <a:stretch>
+                      <a:fillRect/>
+                    </a:stretch>
+                  </pic:blipFill>
+                  <pic:spPr bwMode="auto">
+                    <a:xfrm>
+                      <a:off x="0" y="0"/>
+                      <a:ext cx="6124575" cy="3933825"/>
+                    </a:xfrm>
+                    <a:prstGeom prst="rect">
+                      <a:avLst/>
+                    </a:prstGeom>
+                  </pic:spPr>
+                </pic:pic>
+              </a:graphicData>
+            </a:graphic>
+          </wp:inline>
+        </w:drawing>
+      </w:r>
+    </w:p>
+    <w:p>
+      <w:pPr>
+        <w:spacing w:after="160"/>
+      </w:pPr>
+      <w:r>
+        <w:rPr>
+          <w:i/>
+          <w:iCs/>
+          <w:color w:val="666666"/>
+          <w:sz w:val="18"/>
+          <w:szCs w:val="18"/>
+        </w:rPr>
+        <w:t xml:space="preserve">TG-P2-6.3 : case Etat alimentation, ligne Intensité.</w:t>
+      </w:r>
+    </w:p>
     <w:p>
       <w:pPr>
         <w:keepNext/>
@@ -2518,7 +3562,7 @@
               <w:t xml:space="preserve">TG-P2-7.5 </w:t>
             </w:r>
             <w:r>
-              <w:t xml:space="preserve">Onglet Caméra : la liste « Sortie commutable » propose PINIO 1 ? (Ne rien enregistrer.)</w:t>
+              <w:t xml:space="preserve">Onglet Caméra : cliquer sur la liste « Sortie commutable » (vide au départ) : elle propose « PINIO 1 (B11) » ? (Ne rien enregistrer.)</w:t>
             </w:r>
           </w:p>
         </w:tc>
@@ -2574,6 +3618,372 @@
         </w:tc>
       </w:tr>
     </w:tbl>
+    <w:p>
+      <w:pPr>
+        <w:keepNext/>
+        <w:spacing w:before="160"/>
+      </w:pPr>
+      <w:r>
+        <w:drawing>
+          <wp:inline distT="0" distB="0" distL="0" distR="0">
+            <wp:extent cx="6124575" cy="3933825"/>
+            <wp:effectExtent t="0" r="0" b="0" l="0"/>
+            <wp:docPr id="1" name="" descr="" title=""/>
+            <wp:cNvGraphicFramePr>
+              <a:graphicFrameLocks xmlns:a="http://schemas.openxmlformats.org/drawingml/2006/main" noChangeAspect="1"/>
+            </wp:cNvGraphicFramePr>
+            <a:graphic xmlns:a="http://schemas.openxmlformats.org/drawingml/2006/main">
+              <a:graphicData uri="http://schemas.openxmlformats.org/drawingml/2006/picture">
+                <pic:pic xmlns:pic="http://schemas.openxmlformats.org/drawingml/2006/picture">
+                  <pic:nvPicPr>
+                    <pic:cNvPr id="0" name="" descr=""/>
+                    <pic:cNvPicPr>
+                      <a:picLocks noChangeAspect="1" noChangeArrowheads="1"/>
+                    </pic:cNvPicPr>
+                  </pic:nvPicPr>
+                  <pic:blipFill>
+                    <a:blip r:embed="rId24" cstate="none"/>
+                    <a:srcRect/>
+                    <a:stretch>
+                      <a:fillRect/>
+                    </a:stretch>
+                  </pic:blipFill>
+                  <pic:spPr bwMode="auto">
+                    <a:xfrm>
+                      <a:off x="0" y="0"/>
+                      <a:ext cx="6124575" cy="3933825"/>
+                    </a:xfrm>
+                    <a:prstGeom prst="rect">
+                      <a:avLst/>
+                    </a:prstGeom>
+                  </pic:spPr>
+                </pic:pic>
+              </a:graphicData>
+            </a:graphic>
+          </wp:inline>
+        </w:drawing>
+      </w:r>
+    </w:p>
+    <w:p>
+      <w:pPr>
+        <w:spacing w:after="160"/>
+      </w:pPr>
+      <w:r>
+        <w:rPr>
+          <w:i/>
+          <w:iCs/>
+          <w:color w:val="666666"/>
+          <w:sz w:val="18"/>
+          <w:szCs w:val="18"/>
+        </w:rPr>
+        <w:t xml:space="preserve">TG-P2-7.1 : 80 tapé dans « Température limite des ESC ».</w:t>
+      </w:r>
+    </w:p>
+    <w:p>
+      <w:pPr>
+        <w:keepNext/>
+        <w:spacing w:before="160"/>
+      </w:pPr>
+      <w:r>
+        <w:drawing>
+          <wp:inline distT="0" distB="0" distL="0" distR="0">
+            <wp:extent cx="6124575" cy="3933825"/>
+            <wp:effectExtent t="0" r="0" b="0" l="0"/>
+            <wp:docPr id="1" name="" descr="" title=""/>
+            <wp:cNvGraphicFramePr>
+              <a:graphicFrameLocks xmlns:a="http://schemas.openxmlformats.org/drawingml/2006/main" noChangeAspect="1"/>
+            </wp:cNvGraphicFramePr>
+            <a:graphic xmlns:a="http://schemas.openxmlformats.org/drawingml/2006/main">
+              <a:graphicData uri="http://schemas.openxmlformats.org/drawingml/2006/picture">
+                <pic:pic xmlns:pic="http://schemas.openxmlformats.org/drawingml/2006/picture">
+                  <pic:nvPicPr>
+                    <pic:cNvPr id="0" name="" descr=""/>
+                    <pic:cNvPicPr>
+                      <a:picLocks noChangeAspect="1" noChangeArrowheads="1"/>
+                    </pic:cNvPicPr>
+                  </pic:nvPicPr>
+                  <pic:blipFill>
+                    <a:blip r:embed="rId25" cstate="none"/>
+                    <a:srcRect/>
+                    <a:stretch>
+                      <a:fillRect/>
+                    </a:stretch>
+                  </pic:blipFill>
+                  <pic:spPr bwMode="auto">
+                    <a:xfrm>
+                      <a:off x="0" y="0"/>
+                      <a:ext cx="6124575" cy="3933825"/>
+                    </a:xfrm>
+                    <a:prstGeom prst="rect">
+                      <a:avLst/>
+                    </a:prstGeom>
+                  </pic:spPr>
+                </pic:pic>
+              </a:graphicData>
+            </a:graphic>
+          </wp:inline>
+        </w:drawing>
+      </w:r>
+    </w:p>
+    <w:p>
+      <w:pPr>
+        <w:spacing w:after="160"/>
+      </w:pPr>
+      <w:r>
+        <w:rPr>
+          <w:i/>
+          <w:iCs/>
+          <w:color w:val="666666"/>
+          <w:sz w:val="18"/>
+          <w:szCs w:val="18"/>
+        </w:rPr>
+        <w:t xml:space="preserve">TG-P2-7.1 : après « Enregistrer et redémarrer » et « Connexion », le champ affiche toujours 80.</w:t>
+      </w:r>
+    </w:p>
+    <w:p>
+      <w:pPr>
+        <w:keepNext/>
+        <w:spacing w:before="160"/>
+      </w:pPr>
+      <w:r>
+        <w:drawing>
+          <wp:inline distT="0" distB="0" distL="0" distR="0">
+            <wp:extent cx="6124575" cy="3933825"/>
+            <wp:effectExtent t="0" r="0" b="0" l="0"/>
+            <wp:docPr id="1" name="" descr="" title=""/>
+            <wp:cNvGraphicFramePr>
+              <a:graphicFrameLocks xmlns:a="http://schemas.openxmlformats.org/drawingml/2006/main" noChangeAspect="1"/>
+            </wp:cNvGraphicFramePr>
+            <a:graphic xmlns:a="http://schemas.openxmlformats.org/drawingml/2006/main">
+              <a:graphicData uri="http://schemas.openxmlformats.org/drawingml/2006/picture">
+                <pic:pic xmlns:pic="http://schemas.openxmlformats.org/drawingml/2006/picture">
+                  <pic:nvPicPr>
+                    <pic:cNvPr id="0" name="" descr=""/>
+                    <pic:cNvPicPr>
+                      <a:picLocks noChangeAspect="1" noChangeArrowheads="1"/>
+                    </pic:cNvPicPr>
+                  </pic:nvPicPr>
+                  <pic:blipFill>
+                    <a:blip r:embed="rId26" cstate="none"/>
+                    <a:srcRect/>
+                    <a:stretch>
+                      <a:fillRect/>
+                    </a:stretch>
+                  </pic:blipFill>
+                  <pic:spPr bwMode="auto">
+                    <a:xfrm>
+                      <a:off x="0" y="0"/>
+                      <a:ext cx="6124575" cy="3933825"/>
+                    </a:xfrm>
+                    <a:prstGeom prst="rect">
+                      <a:avLst/>
+                    </a:prstGeom>
+                  </pic:spPr>
+                </pic:pic>
+              </a:graphicData>
+            </a:graphic>
+          </wp:inline>
+        </w:drawing>
+      </w:r>
+    </w:p>
+    <w:p>
+      <w:pPr>
+        <w:spacing w:after="160"/>
+      </w:pPr>
+      <w:r>
+        <w:rPr>
+          <w:i/>
+          <w:iCs/>
+          <w:color w:val="666666"/>
+          <w:sz w:val="18"/>
+          <w:szCs w:val="18"/>
+        </w:rPr>
+        <w:t xml:space="preserve">TG-P2-7.2 : Tableau de bord, Protection anti-surchauffe « Activé · 80 °C ».</w:t>
+      </w:r>
+    </w:p>
+    <w:p>
+      <w:pPr>
+        <w:keepNext/>
+        <w:spacing w:before="160"/>
+      </w:pPr>
+      <w:r>
+        <w:drawing>
+          <wp:inline distT="0" distB="0" distL="0" distR="0">
+            <wp:extent cx="6124575" cy="3933825"/>
+            <wp:effectExtent t="0" r="0" b="0" l="0"/>
+            <wp:docPr id="1" name="" descr="" title=""/>
+            <wp:cNvGraphicFramePr>
+              <a:graphicFrameLocks xmlns:a="http://schemas.openxmlformats.org/drawingml/2006/main" noChangeAspect="1"/>
+            </wp:cNvGraphicFramePr>
+            <a:graphic xmlns:a="http://schemas.openxmlformats.org/drawingml/2006/main">
+              <a:graphicData uri="http://schemas.openxmlformats.org/drawingml/2006/picture">
+                <pic:pic xmlns:pic="http://schemas.openxmlformats.org/drawingml/2006/picture">
+                  <pic:nvPicPr>
+                    <pic:cNvPr id="0" name="" descr=""/>
+                    <pic:cNvPicPr>
+                      <a:picLocks noChangeAspect="1" noChangeArrowheads="1"/>
+                    </pic:cNvPicPr>
+                  </pic:nvPicPr>
+                  <pic:blipFill>
+                    <a:blip r:embed="rId27" cstate="none"/>
+                    <a:srcRect/>
+                    <a:stretch>
+                      <a:fillRect/>
+                    </a:stretch>
+                  </pic:blipFill>
+                  <pic:spPr bwMode="auto">
+                    <a:xfrm>
+                      <a:off x="0" y="0"/>
+                      <a:ext cx="6124575" cy="3933825"/>
+                    </a:xfrm>
+                    <a:prstGeom prst="rect">
+                      <a:avLst/>
+                    </a:prstGeom>
+                  </pic:spPr>
+                </pic:pic>
+              </a:graphicData>
+            </a:graphic>
+          </wp:inline>
+        </w:drawing>
+      </w:r>
+    </w:p>
+    <w:p>
+      <w:pPr>
+        <w:spacing w:after="160"/>
+      </w:pPr>
+      <w:r>
+        <w:rPr>
+          <w:i/>
+          <w:iCs/>
+          <w:color w:val="666666"/>
+          <w:sz w:val="18"/>
+          <w:szCs w:val="18"/>
+        </w:rPr>
+        <w:t xml:space="preserve">TG-P2-7.3 : remis à 0, de nouveau « Désactivé ».</w:t>
+      </w:r>
+    </w:p>
+    <w:p>
+      <w:pPr>
+        <w:keepNext/>
+        <w:spacing w:before="160"/>
+      </w:pPr>
+      <w:r>
+        <w:drawing>
+          <wp:inline distT="0" distB="0" distL="0" distR="0">
+            <wp:extent cx="6124575" cy="3933825"/>
+            <wp:effectExtent t="0" r="0" b="0" l="0"/>
+            <wp:docPr id="1" name="" descr="" title=""/>
+            <wp:cNvGraphicFramePr>
+              <a:graphicFrameLocks xmlns:a="http://schemas.openxmlformats.org/drawingml/2006/main" noChangeAspect="1"/>
+            </wp:cNvGraphicFramePr>
+            <a:graphic xmlns:a="http://schemas.openxmlformats.org/drawingml/2006/main">
+              <a:graphicData uri="http://schemas.openxmlformats.org/drawingml/2006/picture">
+                <pic:pic xmlns:pic="http://schemas.openxmlformats.org/drawingml/2006/picture">
+                  <pic:nvPicPr>
+                    <pic:cNvPr id="0" name="" descr=""/>
+                    <pic:cNvPicPr>
+                      <a:picLocks noChangeAspect="1" noChangeArrowheads="1"/>
+                    </pic:cNvPicPr>
+                  </pic:nvPicPr>
+                  <pic:blipFill>
+                    <a:blip r:embed="rId28" cstate="none"/>
+                    <a:srcRect/>
+                    <a:stretch>
+                      <a:fillRect/>
+                    </a:stretch>
+                  </pic:blipFill>
+                  <pic:spPr bwMode="auto">
+                    <a:xfrm>
+                      <a:off x="0" y="0"/>
+                      <a:ext cx="6124575" cy="3933825"/>
+                    </a:xfrm>
+                    <a:prstGeom prst="rect">
+                      <a:avLst/>
+                    </a:prstGeom>
+                  </pic:spPr>
+                </pic:pic>
+              </a:graphicData>
+            </a:graphic>
+          </wp:inline>
+        </w:drawing>
+      </w:r>
+    </w:p>
+    <w:p>
+      <w:pPr>
+        <w:spacing w:after="160"/>
+      </w:pPr>
+      <w:r>
+        <w:rPr>
+          <w:i/>
+          <w:iCs/>
+          <w:color w:val="666666"/>
+          <w:sz w:val="18"/>
+          <w:szCs w:val="18"/>
+        </w:rPr>
+        <w:t xml:space="preserve">TG-P2-7.4 : onglet Modes, la ligne SPEEDER.</w:t>
+      </w:r>
+    </w:p>
+    <w:p>
+      <w:pPr>
+        <w:keepNext/>
+        <w:spacing w:before="160"/>
+      </w:pPr>
+      <w:r>
+        <w:drawing>
+          <wp:inline distT="0" distB="0" distL="0" distR="0">
+            <wp:extent cx="6124575" cy="3933825"/>
+            <wp:effectExtent t="0" r="0" b="0" l="0"/>
+            <wp:docPr id="1" name="" descr="" title=""/>
+            <wp:cNvGraphicFramePr>
+              <a:graphicFrameLocks xmlns:a="http://schemas.openxmlformats.org/drawingml/2006/main" noChangeAspect="1"/>
+            </wp:cNvGraphicFramePr>
+            <a:graphic xmlns:a="http://schemas.openxmlformats.org/drawingml/2006/main">
+              <a:graphicData uri="http://schemas.openxmlformats.org/drawingml/2006/picture">
+                <pic:pic xmlns:pic="http://schemas.openxmlformats.org/drawingml/2006/picture">
+                  <pic:nvPicPr>
+                    <pic:cNvPr id="0" name="" descr=""/>
+                    <pic:cNvPicPr>
+                      <a:picLocks noChangeAspect="1" noChangeArrowheads="1"/>
+                    </pic:cNvPicPr>
+                  </pic:nvPicPr>
+                  <pic:blipFill>
+                    <a:blip r:embed="rId29" cstate="none"/>
+                    <a:srcRect/>
+                    <a:stretch>
+                      <a:fillRect/>
+                    </a:stretch>
+                  </pic:blipFill>
+                  <pic:spPr bwMode="auto">
+                    <a:xfrm>
+                      <a:off x="0" y="0"/>
+                      <a:ext cx="6124575" cy="3933825"/>
+                    </a:xfrm>
+                    <a:prstGeom prst="rect">
+                      <a:avLst/>
+                    </a:prstGeom>
+                  </pic:spPr>
+                </pic:pic>
+              </a:graphicData>
+            </a:graphic>
+          </wp:inline>
+        </w:drawing>
+      </w:r>
+    </w:p>
+    <w:p>
+      <w:pPr>
+        <w:spacing w:after="160"/>
+      </w:pPr>
+      <w:r>
+        <w:rPr>
+          <w:i/>
+          <w:iCs/>
+          <w:color w:val="666666"/>
+          <w:sz w:val="18"/>
+          <w:szCs w:val="18"/>
+        </w:rPr>
+        <w:t xml:space="preserve">TG-P2-7.5 : onglet Caméra, la liste Sortie commutable ouverte, « PINIO 1 (B11) ».</w:t>
+      </w:r>
+    </w:p>
     <w:p>
       <w:pPr>
         <w:keepNext/>
@@ -2716,7 +4126,7 @@
               <w:t xml:space="preserve">TG-P2-8.2 </w:t>
             </w:r>
             <w:r>
-              <w:t xml:space="preserve">Onglet Blackbox : « Effacer la mémoire interne », puis « Déconnecter » (le logiciel empêche l'armement tant qu'il est connecté). Armer avec la radio, attendre 10 secondes, désarmer, puis « Connexion ». L'onglet Blackbox montre que la mémoire n'est plus vide ?</w:t>
+              <w:t xml:space="preserve">Onglet Blackbox : « Effacer la mémoire interne », puis « Déconnecter » (le logiciel empêche l'armement tant qu'il est connecté : motif MSP). Armer avec la radio, attendre 10 secondes, désarmer, puis « Connexion ». L'onglet Blackbox montre que la mémoire n'est plus vide ?</w:t>
             </w:r>
           </w:p>
         </w:tc>
@@ -2850,6 +4260,250 @@
         </w:tc>
       </w:tr>
     </w:tbl>
+    <w:p>
+      <w:pPr>
+        <w:keepNext/>
+        <w:spacing w:before="160"/>
+      </w:pPr>
+      <w:r>
+        <w:drawing>
+          <wp:inline distT="0" distB="0" distL="0" distR="0">
+            <wp:extent cx="6124575" cy="3933825"/>
+            <wp:effectExtent t="0" r="0" b="0" l="0"/>
+            <wp:docPr id="1" name="" descr="" title=""/>
+            <wp:cNvGraphicFramePr>
+              <a:graphicFrameLocks xmlns:a="http://schemas.openxmlformats.org/drawingml/2006/main" noChangeAspect="1"/>
+            </wp:cNvGraphicFramePr>
+            <a:graphic xmlns:a="http://schemas.openxmlformats.org/drawingml/2006/main">
+              <a:graphicData uri="http://schemas.openxmlformats.org/drawingml/2006/picture">
+                <pic:pic xmlns:pic="http://schemas.openxmlformats.org/drawingml/2006/picture">
+                  <pic:nvPicPr>
+                    <pic:cNvPr id="0" name="" descr=""/>
+                    <pic:cNvPicPr>
+                      <a:picLocks noChangeAspect="1" noChangeArrowheads="1"/>
+                    </pic:cNvPicPr>
+                  </pic:nvPicPr>
+                  <pic:blipFill>
+                    <a:blip r:embed="rId30" cstate="none"/>
+                    <a:srcRect/>
+                    <a:stretch>
+                      <a:fillRect/>
+                    </a:stretch>
+                  </pic:blipFill>
+                  <pic:spPr bwMode="auto">
+                    <a:xfrm>
+                      <a:off x="0" y="0"/>
+                      <a:ext cx="6124575" cy="3933825"/>
+                    </a:xfrm>
+                    <a:prstGeom prst="rect">
+                      <a:avLst/>
+                    </a:prstGeom>
+                  </pic:spPr>
+                </pic:pic>
+              </a:graphicData>
+            </a:graphic>
+          </wp:inline>
+        </w:drawing>
+      </w:r>
+    </w:p>
+    <w:p>
+      <w:pPr>
+        <w:spacing w:after="160"/>
+      </w:pPr>
+      <w:r>
+        <w:rPr>
+          <w:i/>
+          <w:iCs/>
+          <w:color w:val="666666"/>
+          <w:sz w:val="18"/>
+          <w:szCs w:val="18"/>
+        </w:rPr>
+        <w:t xml:space="preserve">TG-P2-8.1 : réponse de status, ligne FLASH (16M).</w:t>
+      </w:r>
+    </w:p>
+    <w:p>
+      <w:pPr>
+        <w:keepNext/>
+        <w:spacing w:before="160"/>
+      </w:pPr>
+      <w:r>
+        <w:drawing>
+          <wp:inline distT="0" distB="0" distL="0" distR="0">
+            <wp:extent cx="6124575" cy="3933825"/>
+            <wp:effectExtent t="0" r="0" b="0" l="0"/>
+            <wp:docPr id="1" name="" descr="" title=""/>
+            <wp:cNvGraphicFramePr>
+              <a:graphicFrameLocks xmlns:a="http://schemas.openxmlformats.org/drawingml/2006/main" noChangeAspect="1"/>
+            </wp:cNvGraphicFramePr>
+            <a:graphic xmlns:a="http://schemas.openxmlformats.org/drawingml/2006/main">
+              <a:graphicData uri="http://schemas.openxmlformats.org/drawingml/2006/picture">
+                <pic:pic xmlns:pic="http://schemas.openxmlformats.org/drawingml/2006/picture">
+                  <pic:nvPicPr>
+                    <pic:cNvPr id="0" name="" descr=""/>
+                    <pic:cNvPicPr>
+                      <a:picLocks noChangeAspect="1" noChangeArrowheads="1"/>
+                    </pic:cNvPicPr>
+                  </pic:nvPicPr>
+                  <pic:blipFill>
+                    <a:blip r:embed="rId31" cstate="none"/>
+                    <a:srcRect/>
+                    <a:stretch>
+                      <a:fillRect/>
+                    </a:stretch>
+                  </pic:blipFill>
+                  <pic:spPr bwMode="auto">
+                    <a:xfrm>
+                      <a:off x="0" y="0"/>
+                      <a:ext cx="6124575" cy="3933825"/>
+                    </a:xfrm>
+                    <a:prstGeom prst="rect">
+                      <a:avLst/>
+                    </a:prstGeom>
+                  </pic:spPr>
+                </pic:pic>
+              </a:graphicData>
+            </a:graphic>
+          </wp:inline>
+        </w:drawing>
+      </w:r>
+    </w:p>
+    <w:p>
+      <w:pPr>
+        <w:spacing w:after="160"/>
+      </w:pPr>
+      <w:r>
+        <w:rPr>
+          <w:i/>
+          <w:iCs/>
+          <w:color w:val="666666"/>
+          <w:sz w:val="18"/>
+          <w:szCs w:val="18"/>
+        </w:rPr>
+        <w:t xml:space="preserve">TG-P2-8.2 : onglet Blackbox, « Effacer la mémoire interne ».</w:t>
+      </w:r>
+    </w:p>
+    <w:p>
+      <w:pPr>
+        <w:keepNext/>
+        <w:spacing w:before="160"/>
+      </w:pPr>
+      <w:r>
+        <w:drawing>
+          <wp:inline distT="0" distB="0" distL="0" distR="0">
+            <wp:extent cx="6124575" cy="3933825"/>
+            <wp:effectExtent t="0" r="0" b="0" l="0"/>
+            <wp:docPr id="1" name="" descr="" title=""/>
+            <wp:cNvGraphicFramePr>
+              <a:graphicFrameLocks xmlns:a="http://schemas.openxmlformats.org/drawingml/2006/main" noChangeAspect="1"/>
+            </wp:cNvGraphicFramePr>
+            <a:graphic xmlns:a="http://schemas.openxmlformats.org/drawingml/2006/main">
+              <a:graphicData uri="http://schemas.openxmlformats.org/drawingml/2006/picture">
+                <pic:pic xmlns:pic="http://schemas.openxmlformats.org/drawingml/2006/picture">
+                  <pic:nvPicPr>
+                    <pic:cNvPr id="0" name="" descr=""/>
+                    <pic:cNvPicPr>
+                      <a:picLocks noChangeAspect="1" noChangeArrowheads="1"/>
+                    </pic:cNvPicPr>
+                  </pic:nvPicPr>
+                  <pic:blipFill>
+                    <a:blip r:embed="rId32" cstate="none"/>
+                    <a:srcRect/>
+                    <a:stretch>
+                      <a:fillRect/>
+                    </a:stretch>
+                  </pic:blipFill>
+                  <pic:spPr bwMode="auto">
+                    <a:xfrm>
+                      <a:off x="0" y="0"/>
+                      <a:ext cx="6124575" cy="3933825"/>
+                    </a:xfrm>
+                    <a:prstGeom prst="rect">
+                      <a:avLst/>
+                    </a:prstGeom>
+                  </pic:spPr>
+                </pic:pic>
+              </a:graphicData>
+            </a:graphic>
+          </wp:inline>
+        </w:drawing>
+      </w:r>
+    </w:p>
+    <w:p>
+      <w:pPr>
+        <w:spacing w:after="160"/>
+      </w:pPr>
+      <w:r>
+        <w:rPr>
+          <w:i/>
+          <w:iCs/>
+          <w:color w:val="666666"/>
+          <w:sz w:val="18"/>
+          <w:szCs w:val="18"/>
+        </w:rPr>
+        <w:t xml:space="preserve">TG-P2-8.2 : pourquoi « Déconnecter » avant d'armer : motif MSP dans la case Drone.</w:t>
+      </w:r>
+    </w:p>
+    <w:p>
+      <w:pPr>
+        <w:keepNext/>
+        <w:spacing w:before="160"/>
+      </w:pPr>
+      <w:r>
+        <w:drawing>
+          <wp:inline distT="0" distB="0" distL="0" distR="0">
+            <wp:extent cx="6124575" cy="3933825"/>
+            <wp:effectExtent t="0" r="0" b="0" l="0"/>
+            <wp:docPr id="1" name="" descr="" title=""/>
+            <wp:cNvGraphicFramePr>
+              <a:graphicFrameLocks xmlns:a="http://schemas.openxmlformats.org/drawingml/2006/main" noChangeAspect="1"/>
+            </wp:cNvGraphicFramePr>
+            <a:graphic xmlns:a="http://schemas.openxmlformats.org/drawingml/2006/main">
+              <a:graphicData uri="http://schemas.openxmlformats.org/drawingml/2006/picture">
+                <pic:pic xmlns:pic="http://schemas.openxmlformats.org/drawingml/2006/picture">
+                  <pic:nvPicPr>
+                    <pic:cNvPr id="0" name="" descr=""/>
+                    <pic:cNvPicPr>
+                      <a:picLocks noChangeAspect="1" noChangeArrowheads="1"/>
+                    </pic:cNvPicPr>
+                  </pic:nvPicPr>
+                  <pic:blipFill>
+                    <a:blip r:embed="rId33" cstate="none"/>
+                    <a:srcRect/>
+                    <a:stretch>
+                      <a:fillRect/>
+                    </a:stretch>
+                  </pic:blipFill>
+                  <pic:spPr bwMode="auto">
+                    <a:xfrm>
+                      <a:off x="0" y="0"/>
+                      <a:ext cx="6124575" cy="3933825"/>
+                    </a:xfrm>
+                    <a:prstGeom prst="rect">
+                      <a:avLst/>
+                    </a:prstGeom>
+                  </pic:spPr>
+                </pic:pic>
+              </a:graphicData>
+            </a:graphic>
+          </wp:inline>
+        </w:drawing>
+      </w:r>
+    </w:p>
+    <w:p>
+      <w:pPr>
+        <w:spacing w:after="160"/>
+      </w:pPr>
+      <w:r>
+        <w:rPr>
+          <w:i/>
+          <w:iCs/>
+          <w:color w:val="666666"/>
+          <w:sz w:val="18"/>
+          <w:szCs w:val="18"/>
+        </w:rPr>
+        <w:t xml:space="preserve">TG-P2-8.3 : onglet Blackbox, « Enregistrer sous… ».</w:t>
+      </w:r>
+    </w:p>
     <w:p>
       <w:pPr>
         <w:keepNext/>
@@ -3056,6 +4710,67 @@
         </w:tc>
       </w:tr>
     </w:tbl>
+    <w:p>
+      <w:pPr>
+        <w:keepNext/>
+        <w:spacing w:before="160"/>
+      </w:pPr>
+      <w:r>
+        <w:drawing>
+          <wp:inline distT="0" distB="0" distL="0" distR="0">
+            <wp:extent cx="6124575" cy="3933825"/>
+            <wp:effectExtent t="0" r="0" b="0" l="0"/>
+            <wp:docPr id="1" name="" descr="" title=""/>
+            <wp:cNvGraphicFramePr>
+              <a:graphicFrameLocks xmlns:a="http://schemas.openxmlformats.org/drawingml/2006/main" noChangeAspect="1"/>
+            </wp:cNvGraphicFramePr>
+            <a:graphic xmlns:a="http://schemas.openxmlformats.org/drawingml/2006/main">
+              <a:graphicData uri="http://schemas.openxmlformats.org/drawingml/2006/picture">
+                <pic:pic xmlns:pic="http://schemas.openxmlformats.org/drawingml/2006/picture">
+                  <pic:nvPicPr>
+                    <pic:cNvPr id="0" name="" descr=""/>
+                    <pic:cNvPicPr>
+                      <a:picLocks noChangeAspect="1" noChangeArrowheads="1"/>
+                    </pic:cNvPicPr>
+                  </pic:nvPicPr>
+                  <pic:blipFill>
+                    <a:blip r:embed="rId34" cstate="none"/>
+                    <a:srcRect/>
+                    <a:stretch>
+                      <a:fillRect/>
+                    </a:stretch>
+                  </pic:blipFill>
+                  <pic:spPr bwMode="auto">
+                    <a:xfrm>
+                      <a:off x="0" y="0"/>
+                      <a:ext cx="6124575" cy="3933825"/>
+                    </a:xfrm>
+                    <a:prstGeom prst="rect">
+                      <a:avLst/>
+                    </a:prstGeom>
+                  </pic:spPr>
+                </pic:pic>
+              </a:graphicData>
+            </a:graphic>
+          </wp:inline>
+        </w:drawing>
+      </w:r>
+    </w:p>
+    <w:p>
+      <w:pPr>
+        <w:spacing w:after="160"/>
+      </w:pPr>
+      <w:r>
+        <w:rPr>
+          <w:i/>
+          <w:iCs/>
+          <w:color w:val="666666"/>
+          <w:sz w:val="18"/>
+          <w:szCs w:val="18"/>
+        </w:rPr>
+        <w:t xml:space="preserve">TG-P2-9.2 : réponse de diff all dans le CLI.</w:t>
+      </w:r>
+    </w:p>
     <w:p>
       <w:pPr>
         <w:keepNext/>

--- a/trueglide/controle/TG-P2_fiche.docx
+++ b/trueglide/controle/TG-P2_fiche.docx
@@ -74,16 +74,7 @@
         <w:ind w:left="360" w:hanging="360"/>
       </w:pPr>
       <w:r>
-        <w:t xml:space="preserve">2.	Dans Betaflight Configurator, carte branchée : faire la sauvegarde complète, comme d'habitude.</w:t>
-      </w:r>
-    </w:p>
-    <w:p>
-      <w:pPr>
-        <w:spacing w:after="60"/>
-        <w:ind w:left="360" w:hanging="360"/>
-      </w:pPr>
-      <w:r>
-        <w:t xml:space="preserve">3.	Dans TrueGlide Configurator, carte branchée, « Connexion », onglet « Ligne de commande (CLI) » : taper </w:t>
+        <w:t xml:space="preserve">2.	Dans Betaflight Configurator, carte branchée, comme d'habitude : faire la sauvegarde complète, et enregistrer le </w:t>
       </w:r>
       <w:r>
         <w:rPr>
@@ -92,7 +83,7 @@
         <w:t xml:space="preserve">diff all</w:t>
       </w:r>
       <w:r>
-        <w:t xml:space="preserve">, Entrée, puis « Enregistrer sous » (garder ce fichier).</w:t>
+        <w:t xml:space="preserve"> dans un fichier (.txt). Garder ce fichier : il sert à l'étape 6.</w:t>
       </w:r>
     </w:p>
     <w:p>
@@ -101,7 +92,7 @@
         <w:ind w:left="360" w:hanging="360"/>
       </w:pPr>
       <w:r>
-        <w:t xml:space="preserve">4.	Mesurer la tension de la batterie au multimètre et l'écrire dans le cadre du bas.</w:t>
+        <w:t xml:space="preserve">3.	Mesurer la tension de la batterie au multimètre et l'écrire dans le cadre du bas.</w:t>
       </w:r>
     </w:p>
     <w:p>
@@ -110,7 +101,7 @@
         <w:ind w:left="360" w:hanging="360"/>
       </w:pPr>
       <w:r>
-        <w:t xml:space="preserve">5.	« Déconnecter ». Onglet « Flasher le Firmware », case « Mise à jour en ligne » : « Chercher la mise à jour », Modèle TRUEGLIDE, « Télécharger ». Cocher « Effacement complet de la puce », puis « Flasher le Firmware ». Ne pas débrancher pendant le flash.</w:t>
+        <w:t xml:space="preserve">4.	Dans TrueGlide Configurator, carte branchée, « Connexion », puis « Déconnecter » (le logiciel retient le nom de la carte). Onglet « Flasher le Firmware », case « Mise à jour en ligne » : « Chercher la mise à jour », Modèle TRUEGLIDE, « Télécharger ». Cocher « Effacement complet de la puce », puis « Flasher le Firmware ». Ne pas débrancher pendant le flash.</w:t>
       </w:r>
     </w:p>
     <w:p>
@@ -119,7 +110,7 @@
         <w:ind w:left="360" w:hanging="360"/>
       </w:pPr>
       <w:r>
-        <w:t xml:space="preserve">6.	Débrancher puis rebrancher l'USB, « Connexion ». Une fenêtre « Danger » s'ouvre (l'accéléromètre n'est pas encore calibré) : cliquer « Fermer », il sera calibré à la partie 2. Si une fenêtre « L'application est prête à être utilisée hors ligne » s'ouvre : « OK ».</w:t>
+        <w:t xml:space="preserve">5.	Débrancher puis rebrancher l'USB, « Connexion ». Une fenêtre « Danger » s'ouvre (l'accéléromètre n'est pas encore calibré) : cliquer « Fermer », il sera calibré à la partie 2. Si une fenêtre « L'application est prête à être utilisée hors ligne » s'ouvre : « OK ».</w:t>
       </w:r>
     </w:p>
     <w:p>
@@ -128,7 +119,16 @@
         <w:ind w:left="360" w:hanging="360"/>
       </w:pPr>
       <w:r>
-        <w:t xml:space="preserve">7.	Remettre la configuration KarRmen (le flash a tout effacé) : onglet « Ligne de commande (CLI) », coller tout le texte du fichier de l'étape 3, Entrée, puis taper </w:t>
+        <w:t xml:space="preserve">6.	Remettre la configuration KarRmen (le flash a tout effacé) : onglet « Ligne de commande (CLI) », ouvrir le fichier </w:t>
+      </w:r>
+      <w:r>
+        <w:rPr>
+          <w:rFonts w:ascii="Consolas" w:cs="Consolas" w:eastAsia="Consolas" w:hAnsi="Consolas"/>
+        </w:rPr>
+        <w:t xml:space="preserve">diff all</w:t>
+      </w:r>
+      <w:r>
+        <w:t xml:space="preserve"> de l'étape 2, copier tout son texte, le coller dans la ligne du bas du CLI, Entrée. Attendre la fin (environ 20 secondes), puis taper </w:t>
       </w:r>
       <w:r>
         <w:rPr>
@@ -198,7 +198,7 @@
           <w:sz w:val="18"/>
           <w:szCs w:val="18"/>
         </w:rPr>
-        <w:t xml:space="preserve">Étape 5 : onglet Flasher le Firmware, « Chercher la mise à jour » et « Effacement complet de la puce ».</w:t>
+        <w:t xml:space="preserve">Étape 4 : onglet Flasher le Firmware, « Chercher la mise à jour » et « Effacement complet de la puce ».</w:t>
       </w:r>
     </w:p>
     <w:p>
@@ -259,7 +259,7 @@
           <w:sz w:val="18"/>
           <w:szCs w:val="18"/>
         </w:rPr>
-        <w:t xml:space="preserve">Étape 6 : la fenêtre « Danger » après le flash ; cliquer « Fermer ».</w:t>
+        <w:t xml:space="preserve">Étape 5 : la fenêtre « Danger » après le flash ; cliquer « Fermer ».</w:t>
       </w:r>
     </w:p>
     <w:p>
@@ -320,7 +320,7 @@
           <w:sz w:val="18"/>
           <w:szCs w:val="18"/>
         </w:rPr>
-        <w:t xml:space="preserve">Étape 7 : configuration KarRmen collée dans le CLI (204 lignes, aucune ERROR pendant l'essai).</w:t>
+        <w:t xml:space="preserve">Étape 6 : le fichier diff all de Betaflight collé d'un coup dans le CLI ; aucune ERROR pendant l'essai, toutes les lignes gardées après save.</w:t>
       </w:r>
     </w:p>
     <w:p>

--- a/trueglide/controle/TG-P2_fiche.docx
+++ b/trueglide/controle/TG-P2_fiche.docx
@@ -101,7 +101,34 @@
         <w:ind w:left="360" w:hanging="360"/>
       </w:pPr>
       <w:r>
-        <w:t xml:space="preserve">4.	Dans TrueGlide Configurator, carte branchée, « Connexion », puis « Déconnecter » (le logiciel retient le nom de la carte). Onglet « Flasher le Firmware », case « Mise à jour en ligne » : « Chercher la mise à jour », Modèle TRUEGLIDE, « Télécharger ». Cocher « Effacement complet de la puce », puis « Flasher le Firmware ». Ne pas débrancher pendant le flash.</w:t>
+        <w:t xml:space="preserve">4.	Flasher TRUEGLIDE 2026.6.2, selon le firmware qui est sur la carte maintenant (Tableau de bord, case Firmware) :</w:t>
+      </w:r>
+    </w:p>
+    <w:p>
+      <w:pPr>
+        <w:spacing w:after="60"/>
+        <w:ind w:left="720" w:hanging="240"/>
+      </w:pPr>
+      <w:r>
+        <w:t xml:space="preserve">•	si c'est Betaflight ou TRUEGLIDE : dans TrueGlide Configurator, carte branchée, « Connexion », puis « Déconnecter » (le logiciel retient le nom de la carte). Onglet « Flasher le Firmware », case « Mise à jour en ligne » : « Chercher la mise à jour », Modèle TRUEGLIDE, « Télécharger ». Cocher « Effacement complet de la puce », puis « Flasher le Firmware » ;</w:t>
+      </w:r>
+    </w:p>
+    <w:p>
+      <w:pPr>
+        <w:spacing w:after="60"/>
+        <w:ind w:left="720" w:hanging="240"/>
+      </w:pPr>
+      <w:r>
+        <w:t xml:space="preserve">•	si c'est le firmware XPro (par exemple « 0.8.6-banc ») : TrueGlide Configurator ne sait pas le faire passer seul en mode flash (Chrome affiche « Aucun appareil compatible détecté »). Flasher avec XPro, comme d'habitude : « Autre fichier .hex », le fichier trueglide_2026.6.2_STM32F405_SPEEDYBEEF405MINI.hex (même fichier que la mise à jour en ligne), « Effacement complet », « Flasher ». Fermer XPro ensuite. Autre possibilité : maintenir le bouton BOOT de la carte en branchant l'USB, puis « Flasher le Firmware » dans TrueGlide Configurator et choisir « STM32 BOOTLOADER ».</w:t>
+      </w:r>
+    </w:p>
+    <w:p>
+      <w:pPr>
+        <w:spacing w:after="60"/>
+        <w:ind w:left="720" w:hanging="240"/>
+      </w:pPr>
+      <w:r>
+        <w:t xml:space="preserve">•	Ne pas débrancher pendant le flash.</w:t>
       </w:r>
     </w:p>
     <w:p>
